--- a/Sostenibilidad/Ev1/EjerciciosSostenibilidad.docx
+++ b/Sostenibilidad/Ev1/EjerciciosSostenibilidad.docx
@@ -108,15 +108,73 @@
         </w:numPr>
       </w:pPr>
       <w:r>
-        <w:t>1.4</w:t>
-      </w:r>
-    </w:p>
+        <w:t>1.5</w:t>
+      </w:r>
+    </w:p>
+    <w:p>
+      <w:r>
+        <w:t>Podemos encontrar los 17 objetivos dentro de esta página con todos los indicadores separados dentro de estos, cuando entras a ver un objetivo dentro de este puedes ver todos los indicadores que pertenecen al objetivo y el estado en el que se encuentran, en caso de estar disponibles u en proceso suelen tener enlaces que llevan a paneles de información que muestran el estado del indicador</w:t>
+      </w:r>
+    </w:p>
+    <w:p/>
     <w:p>
       <w:pPr>
         <w:pStyle w:val="Prrafodelista"/>
-      </w:pPr>
-    </w:p>
-    <w:p/>
+        <w:numPr>
+          <w:ilvl w:val="0"/>
+          <w:numId w:val="1"/>
+        </w:numPr>
+      </w:pPr>
+      <w:r>
+        <w:t>1.6</w:t>
+      </w:r>
+    </w:p>
+    <w:p>
+      <w:r>
+        <w:lastRenderedPageBreak/>
+        <w:t>Que a diferencia del español todas empiezan por P: "</w:t>
+      </w:r>
+      <w:proofErr w:type="spellStart"/>
+      <w:r>
+        <w:t>Planet</w:t>
+      </w:r>
+      <w:proofErr w:type="spellEnd"/>
+      <w:r>
+        <w:t xml:space="preserve">, </w:t>
+      </w:r>
+      <w:proofErr w:type="spellStart"/>
+      <w:r>
+        <w:t>People</w:t>
+      </w:r>
+      <w:proofErr w:type="spellEnd"/>
+      <w:r>
+        <w:t xml:space="preserve">, </w:t>
+      </w:r>
+      <w:proofErr w:type="spellStart"/>
+      <w:r>
+        <w:t>Prosperity</w:t>
+      </w:r>
+      <w:proofErr w:type="spellEnd"/>
+      <w:r>
+        <w:t xml:space="preserve">, </w:t>
+      </w:r>
+      <w:proofErr w:type="spellStart"/>
+      <w:r>
+        <w:t>Peace</w:t>
+      </w:r>
+      <w:proofErr w:type="spellEnd"/>
+      <w:r>
+        <w:t xml:space="preserve">, </w:t>
+      </w:r>
+      <w:proofErr w:type="spellStart"/>
+      <w:r>
+        <w:t>Partnership</w:t>
+      </w:r>
+      <w:proofErr w:type="spellEnd"/>
+      <w:r>
+        <w:t>"</w:t>
+      </w:r>
+    </w:p>
     <w:p>
       <w:pPr>
         <w:pStyle w:val="Prrafodelista"/>
@@ -126,360 +184,1259 @@
         </w:numPr>
       </w:pPr>
       <w:r>
-        <w:t>1.5</w:t>
-      </w:r>
-    </w:p>
-    <w:p>
-      <w:r>
-        <w:t xml:space="preserve">Podemos encontrar los 17 objetivos dentro de esta página con todos los indicadores separados dentro de estos, cuando entras a ver un objetivo dentro de este puedes ver todos los indicadores que pertenecen al objetivo y el estado en el que se encuentran, en caso de estar </w:t>
-      </w:r>
-      <w:r>
+        <w:t xml:space="preserve">Caso </w:t>
+      </w:r>
+      <w:proofErr w:type="spellStart"/>
+      <w:r>
+        <w:t>practico</w:t>
+      </w:r>
+      <w:proofErr w:type="spellEnd"/>
+      <w:r>
+        <w:t xml:space="preserve"> propuesto 1.1</w:t>
+      </w:r>
+    </w:p>
+    <w:p>
+      <w:r>
+        <w:t>Si, en lo esencial todas las personas tienen las mismas necesidades básicas que son las de un ser vivo y son lo que uno necesita para mantenerse con vida pero las necesidades que las personas tienen varían según cosas como origen, contexto cultural y social ya que al cambiar el nivel de vida las necesidades varían. Un ejemplo extremo podría ser el de una persona de una tribu del amazonas frente al habitante promedio de una ciudad, este último necesita un trabajo para poder permitirse un hogar y alimentos pero puede que para él cosas como internet o calefacción estén dentro de lo que considera sus necesidades mientras que el habitante de la tribu es feliz cazando y viviendo en una choza</w:t>
+      </w:r>
+    </w:p>
+    <w:p>
+      <w:pPr>
+        <w:pStyle w:val="Prrafodelista"/>
+        <w:numPr>
+          <w:ilvl w:val="0"/>
+          <w:numId w:val="1"/>
+        </w:numPr>
+      </w:pPr>
+      <w:r>
+        <w:t xml:space="preserve">Caso </w:t>
+      </w:r>
+      <w:proofErr w:type="spellStart"/>
+      <w:r>
+        <w:t>practico</w:t>
+      </w:r>
+      <w:proofErr w:type="spellEnd"/>
+      <w:r>
+        <w:t xml:space="preserve"> propuesto 1.2</w:t>
+      </w:r>
+    </w:p>
+    <w:p>
+      <w:r>
+        <w:t xml:space="preserve">Lo más importante para </w:t>
+      </w:r>
+      <w:proofErr w:type="spellStart"/>
+      <w:r>
+        <w:t>mi</w:t>
+      </w:r>
+      <w:proofErr w:type="spellEnd"/>
+      <w:r>
+        <w:t xml:space="preserve"> sería un "triangulo" de </w:t>
+      </w:r>
+      <w:proofErr w:type="spellStart"/>
+      <w:r>
+        <w:t>cuales</w:t>
+      </w:r>
+      <w:proofErr w:type="spellEnd"/>
+      <w:r>
+        <w:t xml:space="preserve"> son las enfermedades más comunes, más peligrosas y que se necesita para combatirlas. Quizás tienen problemas con una enfermedad muy mortal pero esta se puede solucionar con más higiene mientras que hay otra para la que necesitan si o si vacunas ya que no hay forma de evitar su transmisión.</w:t>
+      </w:r>
+    </w:p>
+    <w:p>
+      <w:pPr>
+        <w:pStyle w:val="Ttulo2"/>
+      </w:pPr>
+      <w:proofErr w:type="gramStart"/>
+      <w:r>
+        <w:t>Actividades</w:t>
+      </w:r>
+      <w:proofErr w:type="gramEnd"/>
+      <w:r>
+        <w:t xml:space="preserve"> final tema 1</w:t>
+      </w:r>
+    </w:p>
+    <w:p>
+      <w:pPr>
+        <w:pStyle w:val="Prrafodelista"/>
+        <w:numPr>
+          <w:ilvl w:val="0"/>
+          <w:numId w:val="1"/>
+        </w:numPr>
+      </w:pPr>
+      <w:r>
+        <w:t>1.1 D)</w:t>
+      </w:r>
+    </w:p>
+    <w:p>
+      <w:pPr>
+        <w:pStyle w:val="Prrafodelista"/>
+        <w:numPr>
+          <w:ilvl w:val="0"/>
+          <w:numId w:val="1"/>
+        </w:numPr>
+      </w:pPr>
+      <w:r>
+        <w:t>1.2 C)</w:t>
+      </w:r>
+    </w:p>
+    <w:p>
+      <w:pPr>
+        <w:pStyle w:val="Prrafodelista"/>
+        <w:numPr>
+          <w:ilvl w:val="0"/>
+          <w:numId w:val="1"/>
+        </w:numPr>
+      </w:pPr>
+      <w:r>
+        <w:t>1.3 B)</w:t>
+      </w:r>
+    </w:p>
+    <w:p>
+      <w:pPr>
+        <w:pStyle w:val="Prrafodelista"/>
+        <w:numPr>
+          <w:ilvl w:val="0"/>
+          <w:numId w:val="1"/>
+        </w:numPr>
+      </w:pPr>
+      <w:r>
+        <w:t>1.4 A)</w:t>
+      </w:r>
+    </w:p>
+    <w:p>
+      <w:pPr>
+        <w:pStyle w:val="Prrafodelista"/>
+        <w:numPr>
+          <w:ilvl w:val="0"/>
+          <w:numId w:val="1"/>
+        </w:numPr>
+      </w:pPr>
+      <w:r>
+        <w:t>1.5 C)</w:t>
+      </w:r>
+    </w:p>
+    <w:p>
+      <w:pPr>
+        <w:pStyle w:val="Prrafodelista"/>
+        <w:numPr>
+          <w:ilvl w:val="0"/>
+          <w:numId w:val="1"/>
+        </w:numPr>
+      </w:pPr>
+      <w:r>
+        <w:t>1.6 A)</w:t>
+      </w:r>
+    </w:p>
+    <w:p>
+      <w:pPr>
+        <w:pStyle w:val="Prrafodelista"/>
+        <w:numPr>
+          <w:ilvl w:val="0"/>
+          <w:numId w:val="1"/>
+        </w:numPr>
+      </w:pPr>
+      <w:r>
+        <w:t>1.7 B)</w:t>
+      </w:r>
+    </w:p>
+    <w:p>
+      <w:pPr>
+        <w:pStyle w:val="Prrafodelista"/>
+        <w:numPr>
+          <w:ilvl w:val="0"/>
+          <w:numId w:val="1"/>
+        </w:numPr>
+      </w:pPr>
+      <w:r>
+        <w:t>1.8 C)</w:t>
+      </w:r>
+    </w:p>
+    <w:p>
+      <w:pPr>
+        <w:pStyle w:val="Prrafodelista"/>
+        <w:numPr>
+          <w:ilvl w:val="0"/>
+          <w:numId w:val="1"/>
+        </w:numPr>
+      </w:pPr>
+      <w:r>
+        <w:t>1.9 A)</w:t>
+      </w:r>
+    </w:p>
+    <w:p>
+      <w:pPr>
+        <w:pStyle w:val="Prrafodelista"/>
+        <w:numPr>
+          <w:ilvl w:val="0"/>
+          <w:numId w:val="1"/>
+        </w:numPr>
+        <w:rPr>
+          <w:rFonts w:cstheme="minorHAnsi"/>
+        </w:rPr>
+      </w:pPr>
+      <w:r>
+        <w:t>1.10 B)</w:t>
+      </w:r>
+    </w:p>
+    <w:p>
+      <w:pPr>
+        <w:pStyle w:val="Prrafodelista"/>
+        <w:numPr>
+          <w:ilvl w:val="0"/>
+          <w:numId w:val="1"/>
+        </w:numPr>
+        <w:rPr>
+          <w:rFonts w:cstheme="minorHAnsi"/>
+        </w:rPr>
+      </w:pPr>
+      <w:r>
+        <w:rPr>
+          <w:rStyle w:val="Textoennegrita"/>
+          <w:rFonts w:eastAsiaTheme="majorEastAsia" w:cstheme="minorHAnsi"/>
+          <w:b w:val="0"/>
+        </w:rPr>
+        <w:t>1.11. Ley de oferta y demanda en combustibles:</w:t>
+      </w:r>
+      <w:r>
+        <w:rPr>
+          <w:rFonts w:cstheme="minorHAnsi"/>
+        </w:rPr>
+        <w:t xml:space="preserve"> La ley de oferta y demanda establece que cuando la producción de petróleo disminuye (menor oferta) y la demanda se mantiene constante o aumenta, el precio de los combustibles sube. Esto ocurre porque hay menos producto disponible para satisfacer las necesidades del mercado, lo que genera escasez y presión al alza en los precios.</w:t>
+      </w:r>
+    </w:p>
+    <w:p>
+      <w:pPr>
+        <w:pStyle w:val="Prrafodelista"/>
+        <w:numPr>
+          <w:ilvl w:val="0"/>
+          <w:numId w:val="1"/>
+        </w:numPr>
+        <w:rPr>
+          <w:rFonts w:cstheme="minorHAnsi"/>
+        </w:rPr>
+      </w:pPr>
+      <w:r>
+        <w:rPr>
+          <w:rStyle w:val="Textoennegrita"/>
+          <w:rFonts w:eastAsiaTheme="majorEastAsia" w:cstheme="minorHAnsi"/>
+          <w:b w:val="0"/>
+        </w:rPr>
+        <w:t>1.12. Gráfico de barras - Huella ecológica:</w:t>
+      </w:r>
+      <w:r>
+        <w:rPr>
+          <w:rFonts w:cstheme="minorHAnsi"/>
+        </w:rPr>
+        <w:t xml:space="preserve"> No puedo crear el gráfico sin datos específicos, pero te indico cómo hacerlo: cada barra representaría un componente de la huella ecológica (tierras de cultivo, pastoreo, bosques, zonas de pesca, terreno construido, y absorción de CO₂), mostrando el porcentaje que cada uno aporta al total.</w:t>
+      </w:r>
+    </w:p>
+    <w:p>
+      <w:pPr>
+        <w:pStyle w:val="whitespace-normal"/>
+        <w:numPr>
+          <w:ilvl w:val="0"/>
+          <w:numId w:val="1"/>
+        </w:numPr>
+        <w:rPr>
+          <w:rFonts w:asciiTheme="minorHAnsi" w:hAnsiTheme="minorHAnsi" w:cstheme="minorHAnsi"/>
+          <w:sz w:val="22"/>
+          <w:szCs w:val="22"/>
+        </w:rPr>
+      </w:pPr>
+      <w:r>
+        <w:rPr>
+          <w:rStyle w:val="Textoennegrita"/>
+          <w:rFonts w:asciiTheme="minorHAnsi" w:eastAsiaTheme="majorEastAsia" w:hAnsiTheme="minorHAnsi" w:cstheme="minorHAnsi"/>
+          <w:b w:val="0"/>
+          <w:sz w:val="22"/>
+          <w:szCs w:val="22"/>
+        </w:rPr>
+        <w:t>1.13. Dos listas de recursos:</w:t>
+      </w:r>
+    </w:p>
+    <w:p>
+      <w:pPr>
+        <w:numPr>
+          <w:ilvl w:val="0"/>
+          <w:numId w:val="2"/>
+        </w:numPr>
+        <w:spacing w:before="100" w:beforeAutospacing="1" w:after="100" w:afterAutospacing="1" w:line="240" w:lineRule="auto"/>
+        <w:rPr>
+          <w:rFonts w:cstheme="minorHAnsi"/>
+        </w:rPr>
+      </w:pPr>
+      <w:r>
+        <w:rPr>
+          <w:rStyle w:val="Textoennegrita"/>
+          <w:rFonts w:cstheme="minorHAnsi"/>
+          <w:b w:val="0"/>
+        </w:rPr>
+        <w:t>Renovables:</w:t>
+      </w:r>
+      <w:r>
+        <w:rPr>
+          <w:rFonts w:cstheme="minorHAnsi"/>
+        </w:rPr>
+        <w:t xml:space="preserve"> energía solar, energía eólica, biomasa, energía hidráulica, energía geotérmica, madera sostenible</w:t>
+      </w:r>
+    </w:p>
+    <w:p>
+      <w:pPr>
+        <w:numPr>
+          <w:ilvl w:val="0"/>
+          <w:numId w:val="2"/>
+        </w:numPr>
+        <w:spacing w:before="100" w:beforeAutospacing="1" w:after="100" w:afterAutospacing="1" w:line="240" w:lineRule="auto"/>
+        <w:rPr>
+          <w:rFonts w:cstheme="minorHAnsi"/>
+        </w:rPr>
+      </w:pPr>
+      <w:r>
+        <w:rPr>
+          <w:rStyle w:val="Textoennegrita"/>
+          <w:rFonts w:cstheme="minorHAnsi"/>
+          <w:b w:val="0"/>
+        </w:rPr>
+        <w:t>No renovables:</w:t>
+      </w:r>
+      <w:r>
+        <w:rPr>
+          <w:rFonts w:cstheme="minorHAnsi"/>
+        </w:rPr>
+        <w:t xml:space="preserve"> petróleo, carbón, gas natural, uranio, minerales metálicos, fosfatos</w:t>
+      </w:r>
+    </w:p>
+    <w:p>
+      <w:pPr>
+        <w:pStyle w:val="whitespace-normal"/>
+        <w:rPr>
+          <w:rFonts w:asciiTheme="minorHAnsi" w:hAnsiTheme="minorHAnsi" w:cstheme="minorHAnsi"/>
+          <w:sz w:val="22"/>
+          <w:szCs w:val="22"/>
+        </w:rPr>
+      </w:pPr>
+      <w:r>
+        <w:rPr>
+          <w:rStyle w:val="Textoennegrita"/>
+          <w:rFonts w:asciiTheme="minorHAnsi" w:eastAsiaTheme="majorEastAsia" w:hAnsiTheme="minorHAnsi" w:cstheme="minorHAnsi"/>
+          <w:b w:val="0"/>
+          <w:sz w:val="22"/>
+          <w:szCs w:val="22"/>
+        </w:rPr>
         <w:lastRenderedPageBreak/>
-        <w:t>disponibles u en proceso suelen tener enlaces que llevan a paneles de información que muestran el estado del indicador</w:t>
-      </w:r>
-    </w:p>
-    <w:p/>
-    <w:p>
-      <w:pPr>
-        <w:pStyle w:val="Prrafodelista"/>
+        <w:t xml:space="preserve">- </w:t>
+      </w:r>
+      <w:r>
+        <w:rPr>
+          <w:rStyle w:val="Textoennegrita"/>
+          <w:rFonts w:asciiTheme="minorHAnsi" w:eastAsiaTheme="majorEastAsia" w:hAnsiTheme="minorHAnsi" w:cstheme="minorHAnsi"/>
+          <w:b w:val="0"/>
+          <w:sz w:val="22"/>
+          <w:szCs w:val="22"/>
+        </w:rPr>
+        <w:t>1.14. Principio de precaución:</w:t>
+      </w:r>
+      <w:r>
+        <w:rPr>
+          <w:rFonts w:asciiTheme="minorHAnsi" w:hAnsiTheme="minorHAnsi" w:cstheme="minorHAnsi"/>
+          <w:sz w:val="22"/>
+          <w:szCs w:val="22"/>
+        </w:rPr>
+        <w:t xml:space="preserve"> Es un principio que establece que cuando existe amenaza de daño grave o irreversible al medio ambiente, la falta de certeza científica absoluta no debe utilizarse como razón para posponer medidas de prevención. Es decir, se debe actuar con cautela ante posibles riesgos ambientales incluso sin pruebas científicas definitivas.</w:t>
+      </w:r>
+    </w:p>
+    <w:p>
+      <w:pPr>
+        <w:pStyle w:val="whitespace-normal"/>
+        <w:rPr>
+          <w:rFonts w:asciiTheme="minorHAnsi" w:hAnsiTheme="minorHAnsi" w:cstheme="minorHAnsi"/>
+          <w:sz w:val="22"/>
+          <w:szCs w:val="22"/>
+        </w:rPr>
+      </w:pPr>
+      <w:r>
+        <w:rPr>
+          <w:rStyle w:val="Textoennegrita"/>
+          <w:rFonts w:asciiTheme="minorHAnsi" w:eastAsiaTheme="majorEastAsia" w:hAnsiTheme="minorHAnsi" w:cstheme="minorHAnsi"/>
+          <w:b w:val="0"/>
+          <w:sz w:val="22"/>
+          <w:szCs w:val="22"/>
+        </w:rPr>
+        <w:t xml:space="preserve">- </w:t>
+      </w:r>
+      <w:r>
+        <w:rPr>
+          <w:rStyle w:val="Textoennegrita"/>
+          <w:rFonts w:asciiTheme="minorHAnsi" w:eastAsiaTheme="majorEastAsia" w:hAnsiTheme="minorHAnsi" w:cstheme="minorHAnsi"/>
+          <w:b w:val="0"/>
+          <w:sz w:val="22"/>
+          <w:szCs w:val="22"/>
+        </w:rPr>
+        <w:t>1.15. Organizaciones internacionales:</w:t>
+      </w:r>
+    </w:p>
+    <w:p>
+      <w:pPr>
+        <w:numPr>
+          <w:ilvl w:val="0"/>
+          <w:numId w:val="3"/>
+        </w:numPr>
+        <w:spacing w:before="100" w:beforeAutospacing="1" w:after="100" w:afterAutospacing="1" w:line="240" w:lineRule="auto"/>
+        <w:rPr>
+          <w:rFonts w:cstheme="minorHAnsi"/>
+        </w:rPr>
+      </w:pPr>
+      <w:r>
+        <w:rPr>
+          <w:rStyle w:val="Textoennegrita"/>
+          <w:rFonts w:cstheme="minorHAnsi"/>
+          <w:b w:val="0"/>
+        </w:rPr>
+        <w:t>ONU</w:t>
+      </w:r>
+      <w:r>
+        <w:rPr>
+          <w:rFonts w:cstheme="minorHAnsi"/>
+        </w:rPr>
+        <w:t xml:space="preserve"> - Organización de las Naciones Unidas</w:t>
+      </w:r>
+    </w:p>
+    <w:p>
+      <w:pPr>
+        <w:numPr>
+          <w:ilvl w:val="0"/>
+          <w:numId w:val="3"/>
+        </w:numPr>
+        <w:spacing w:before="100" w:beforeAutospacing="1" w:after="100" w:afterAutospacing="1" w:line="240" w:lineRule="auto"/>
+        <w:rPr>
+          <w:rFonts w:cstheme="minorHAnsi"/>
+        </w:rPr>
+      </w:pPr>
+      <w:r>
+        <w:rPr>
+          <w:rStyle w:val="Textoennegrita"/>
+          <w:rFonts w:cstheme="minorHAnsi"/>
+          <w:b w:val="0"/>
+        </w:rPr>
+        <w:t>UNESCO</w:t>
+      </w:r>
+      <w:r>
+        <w:rPr>
+          <w:rFonts w:cstheme="minorHAnsi"/>
+        </w:rPr>
+        <w:t xml:space="preserve"> - Organización de las Naciones Unidas para la Educación, la Ciencia y la Cultura</w:t>
+      </w:r>
+    </w:p>
+    <w:p>
+      <w:pPr>
+        <w:numPr>
+          <w:ilvl w:val="0"/>
+          <w:numId w:val="3"/>
+        </w:numPr>
+        <w:spacing w:before="100" w:beforeAutospacing="1" w:after="100" w:afterAutospacing="1" w:line="240" w:lineRule="auto"/>
+        <w:rPr>
+          <w:rFonts w:cstheme="minorHAnsi"/>
+        </w:rPr>
+      </w:pPr>
+      <w:r>
+        <w:rPr>
+          <w:rStyle w:val="Textoennegrita"/>
+          <w:rFonts w:cstheme="minorHAnsi"/>
+          <w:b w:val="0"/>
+        </w:rPr>
+        <w:t>PNUMA</w:t>
+      </w:r>
+      <w:r>
+        <w:rPr>
+          <w:rFonts w:cstheme="minorHAnsi"/>
+        </w:rPr>
+        <w:t xml:space="preserve"> - Programa de las Naciones Unidas para el Medio Ambiente</w:t>
+      </w:r>
+    </w:p>
+    <w:p>
+      <w:pPr>
+        <w:numPr>
+          <w:ilvl w:val="0"/>
+          <w:numId w:val="3"/>
+        </w:numPr>
+        <w:spacing w:before="100" w:beforeAutospacing="1" w:after="100" w:afterAutospacing="1" w:line="240" w:lineRule="auto"/>
+        <w:rPr>
+          <w:rFonts w:cstheme="minorHAnsi"/>
+        </w:rPr>
+      </w:pPr>
+      <w:r>
+        <w:rPr>
+          <w:rStyle w:val="Textoennegrita"/>
+          <w:rFonts w:cstheme="minorHAnsi"/>
+          <w:b w:val="0"/>
+        </w:rPr>
+        <w:t>FAO</w:t>
+      </w:r>
+      <w:r>
+        <w:rPr>
+          <w:rFonts w:cstheme="minorHAnsi"/>
+        </w:rPr>
+        <w:t xml:space="preserve"> - Organización de las Naciones Unidas para la Alimentación y la Agricultura</w:t>
+      </w:r>
+    </w:p>
+    <w:p>
+      <w:pPr>
+        <w:numPr>
+          <w:ilvl w:val="0"/>
+          <w:numId w:val="3"/>
+        </w:numPr>
+        <w:spacing w:before="100" w:beforeAutospacing="1" w:after="100" w:afterAutospacing="1" w:line="240" w:lineRule="auto"/>
+        <w:rPr>
+          <w:rFonts w:cstheme="minorHAnsi"/>
+        </w:rPr>
+      </w:pPr>
+      <w:r>
+        <w:rPr>
+          <w:rStyle w:val="Textoennegrita"/>
+          <w:rFonts w:cstheme="minorHAnsi"/>
+          <w:b w:val="0"/>
+        </w:rPr>
+        <w:t>WWF</w:t>
+      </w:r>
+      <w:r>
+        <w:rPr>
+          <w:rFonts w:cstheme="minorHAnsi"/>
+        </w:rPr>
+        <w:t xml:space="preserve"> - Fondo Mundial para la Naturaleza (</w:t>
+      </w:r>
+      <w:proofErr w:type="spellStart"/>
+      <w:r>
+        <w:rPr>
+          <w:rFonts w:cstheme="minorHAnsi"/>
+        </w:rPr>
+        <w:t>World</w:t>
+      </w:r>
+      <w:proofErr w:type="spellEnd"/>
+      <w:r>
+        <w:rPr>
+          <w:rFonts w:cstheme="minorHAnsi"/>
+        </w:rPr>
+        <w:t xml:space="preserve"> </w:t>
+      </w:r>
+      <w:proofErr w:type="spellStart"/>
+      <w:r>
+        <w:rPr>
+          <w:rFonts w:cstheme="minorHAnsi"/>
+        </w:rPr>
+        <w:t>Wildlife</w:t>
+      </w:r>
+      <w:proofErr w:type="spellEnd"/>
+      <w:r>
+        <w:rPr>
+          <w:rFonts w:cstheme="minorHAnsi"/>
+        </w:rPr>
+        <w:t xml:space="preserve"> </w:t>
+      </w:r>
+      <w:proofErr w:type="spellStart"/>
+      <w:r>
+        <w:rPr>
+          <w:rFonts w:cstheme="minorHAnsi"/>
+        </w:rPr>
+        <w:t>Fund</w:t>
+      </w:r>
+      <w:proofErr w:type="spellEnd"/>
+      <w:r>
+        <w:rPr>
+          <w:rFonts w:cstheme="minorHAnsi"/>
+        </w:rPr>
+        <w:t>)</w:t>
+      </w:r>
+    </w:p>
+    <w:p>
+      <w:pPr>
+        <w:numPr>
+          <w:ilvl w:val="0"/>
+          <w:numId w:val="3"/>
+        </w:numPr>
+        <w:spacing w:before="100" w:beforeAutospacing="1" w:after="100" w:afterAutospacing="1" w:line="240" w:lineRule="auto"/>
+        <w:rPr>
+          <w:rFonts w:cstheme="minorHAnsi"/>
+        </w:rPr>
+      </w:pPr>
+      <w:r>
+        <w:rPr>
+          <w:rStyle w:val="Textoennegrita"/>
+          <w:rFonts w:cstheme="minorHAnsi"/>
+          <w:b w:val="0"/>
+        </w:rPr>
+        <w:t>Greenpeace</w:t>
+      </w:r>
+      <w:r>
+        <w:rPr>
+          <w:rFonts w:cstheme="minorHAnsi"/>
+        </w:rPr>
+        <w:t xml:space="preserve"> - Organización ecologista internacional</w:t>
+      </w:r>
+    </w:p>
+    <w:p>
+      <w:pPr>
+        <w:pStyle w:val="whitespace-normal"/>
         <w:numPr>
           <w:ilvl w:val="0"/>
           <w:numId w:val="1"/>
         </w:numPr>
-      </w:pPr>
-      <w:r>
-        <w:t>1.6</w:t>
-      </w:r>
-    </w:p>
-    <w:p>
-      <w:r>
-        <w:t>Que a diferencia del español todas empiezan por P: "</w:t>
+        <w:rPr>
+          <w:rFonts w:asciiTheme="minorHAnsi" w:hAnsiTheme="minorHAnsi" w:cstheme="minorHAnsi"/>
+          <w:sz w:val="22"/>
+          <w:szCs w:val="22"/>
+        </w:rPr>
+      </w:pPr>
+      <w:r>
+        <w:rPr>
+          <w:rStyle w:val="Textoennegrita"/>
+          <w:rFonts w:asciiTheme="minorHAnsi" w:eastAsiaTheme="majorEastAsia" w:hAnsiTheme="minorHAnsi" w:cstheme="minorHAnsi"/>
+          <w:b w:val="0"/>
+          <w:sz w:val="22"/>
+          <w:szCs w:val="22"/>
+        </w:rPr>
+        <w:t>1.16. 5P de los ODS y Agenda 2030:</w:t>
+      </w:r>
+      <w:r>
+        <w:rPr>
+          <w:rFonts w:asciiTheme="minorHAnsi" w:hAnsiTheme="minorHAnsi" w:cstheme="minorHAnsi"/>
+          <w:sz w:val="22"/>
+          <w:szCs w:val="22"/>
+        </w:rPr>
+        <w:t xml:space="preserve"> Las 5P son las cinco líneas directrices:</w:t>
+      </w:r>
+    </w:p>
+    <w:p>
+      <w:pPr>
+        <w:numPr>
+          <w:ilvl w:val="0"/>
+          <w:numId w:val="4"/>
+        </w:numPr>
+        <w:spacing w:before="100" w:beforeAutospacing="1" w:after="100" w:afterAutospacing="1" w:line="240" w:lineRule="auto"/>
+        <w:rPr>
+          <w:rFonts w:cstheme="minorHAnsi"/>
+        </w:rPr>
+      </w:pPr>
+      <w:r>
+        <w:rPr>
+          <w:rStyle w:val="Textoennegrita"/>
+          <w:rFonts w:cstheme="minorHAnsi"/>
+          <w:b w:val="0"/>
+        </w:rPr>
+        <w:t>Personas</w:t>
+      </w:r>
+      <w:r>
+        <w:rPr>
+          <w:rFonts w:cstheme="minorHAnsi"/>
+        </w:rPr>
+        <w:t xml:space="preserve"> (</w:t>
       </w:r>
       <w:proofErr w:type="spellStart"/>
       <w:r>
+        <w:rPr>
+          <w:rFonts w:cstheme="minorHAnsi"/>
+        </w:rPr>
+        <w:t>People</w:t>
+      </w:r>
+      <w:proofErr w:type="spellEnd"/>
+      <w:r>
+        <w:rPr>
+          <w:rFonts w:cstheme="minorHAnsi"/>
+        </w:rPr>
+        <w:t>)</w:t>
+      </w:r>
+    </w:p>
+    <w:p>
+      <w:pPr>
+        <w:numPr>
+          <w:ilvl w:val="0"/>
+          <w:numId w:val="4"/>
+        </w:numPr>
+        <w:spacing w:before="100" w:beforeAutospacing="1" w:after="100" w:afterAutospacing="1" w:line="240" w:lineRule="auto"/>
+        <w:rPr>
+          <w:rFonts w:cstheme="minorHAnsi"/>
+        </w:rPr>
+      </w:pPr>
+      <w:r>
+        <w:rPr>
+          <w:rStyle w:val="Textoennegrita"/>
+          <w:rFonts w:cstheme="minorHAnsi"/>
+          <w:b w:val="0"/>
+        </w:rPr>
+        <w:t>Planeta</w:t>
+      </w:r>
+      <w:r>
+        <w:rPr>
+          <w:rFonts w:cstheme="minorHAnsi"/>
+        </w:rPr>
+        <w:t xml:space="preserve"> (</w:t>
+      </w:r>
+      <w:proofErr w:type="spellStart"/>
+      <w:r>
+        <w:rPr>
+          <w:rFonts w:cstheme="minorHAnsi"/>
+        </w:rPr>
         <w:t>Planet</w:t>
       </w:r>
       <w:proofErr w:type="spellEnd"/>
       <w:r>
-        <w:t xml:space="preserve">, </w:t>
+        <w:rPr>
+          <w:rFonts w:cstheme="minorHAnsi"/>
+        </w:rPr>
+        <w:t>)</w:t>
+      </w:r>
+    </w:p>
+    <w:p>
+      <w:pPr>
+        <w:numPr>
+          <w:ilvl w:val="0"/>
+          <w:numId w:val="4"/>
+        </w:numPr>
+        <w:spacing w:before="100" w:beforeAutospacing="1" w:after="100" w:afterAutospacing="1" w:line="240" w:lineRule="auto"/>
+        <w:rPr>
+          <w:rFonts w:cstheme="minorHAnsi"/>
+        </w:rPr>
+      </w:pPr>
+      <w:r>
+        <w:rPr>
+          <w:rStyle w:val="Textoennegrita"/>
+          <w:rFonts w:cstheme="minorHAnsi"/>
+          <w:b w:val="0"/>
+        </w:rPr>
+        <w:t>Prosperidad</w:t>
+      </w:r>
+      <w:r>
+        <w:rPr>
+          <w:rFonts w:cstheme="minorHAnsi"/>
+        </w:rPr>
+        <w:t xml:space="preserve"> (</w:t>
       </w:r>
       <w:proofErr w:type="spellStart"/>
       <w:r>
-        <w:t>People</w:t>
+        <w:rPr>
+          <w:rFonts w:cstheme="minorHAnsi"/>
+        </w:rPr>
+        <w:t>Prosperity</w:t>
       </w:r>
       <w:proofErr w:type="spellEnd"/>
       <w:r>
-        <w:t xml:space="preserve">, </w:t>
+        <w:rPr>
+          <w:rFonts w:cstheme="minorHAnsi"/>
+        </w:rPr>
+        <w:t>)</w:t>
+      </w:r>
+    </w:p>
+    <w:p>
+      <w:pPr>
+        <w:numPr>
+          <w:ilvl w:val="0"/>
+          <w:numId w:val="4"/>
+        </w:numPr>
+        <w:spacing w:before="100" w:beforeAutospacing="1" w:after="100" w:afterAutospacing="1" w:line="240" w:lineRule="auto"/>
+        <w:rPr>
+          <w:rFonts w:cstheme="minorHAnsi"/>
+        </w:rPr>
+      </w:pPr>
+      <w:r>
+        <w:rPr>
+          <w:rStyle w:val="Textoennegrita"/>
+          <w:rFonts w:cstheme="minorHAnsi"/>
+          <w:b w:val="0"/>
+        </w:rPr>
+        <w:t>Paz</w:t>
+      </w:r>
+      <w:r>
+        <w:rPr>
+          <w:rFonts w:cstheme="minorHAnsi"/>
+        </w:rPr>
+        <w:t xml:space="preserve"> (</w:t>
       </w:r>
       <w:proofErr w:type="spellStart"/>
       <w:r>
-        <w:t>Prosperity</w:t>
+        <w:rPr>
+          <w:rFonts w:cstheme="minorHAnsi"/>
+        </w:rPr>
+        <w:t>Peace</w:t>
       </w:r>
       <w:proofErr w:type="spellEnd"/>
       <w:r>
-        <w:t xml:space="preserve">, </w:t>
+        <w:rPr>
+          <w:rFonts w:cstheme="minorHAnsi"/>
+        </w:rPr>
+        <w:t>)</w:t>
+      </w:r>
+    </w:p>
+    <w:p>
+      <w:pPr>
+        <w:numPr>
+          <w:ilvl w:val="0"/>
+          <w:numId w:val="4"/>
+        </w:numPr>
+        <w:spacing w:before="100" w:beforeAutospacing="1" w:after="100" w:afterAutospacing="1" w:line="240" w:lineRule="auto"/>
+        <w:rPr>
+          <w:rFonts w:cstheme="minorHAnsi"/>
+        </w:rPr>
+      </w:pPr>
+      <w:r>
+        <w:rPr>
+          <w:rStyle w:val="Textoennegrita"/>
+          <w:rFonts w:cstheme="minorHAnsi"/>
+          <w:b w:val="0"/>
+        </w:rPr>
+        <w:t>Alianzas</w:t>
+      </w:r>
+      <w:r>
+        <w:rPr>
+          <w:rFonts w:cstheme="minorHAnsi"/>
+        </w:rPr>
+        <w:t xml:space="preserve"> (</w:t>
       </w:r>
       <w:proofErr w:type="spellStart"/>
       <w:r>
-        <w:t>Peace</w:t>
+        <w:rPr>
+          <w:rFonts w:cstheme="minorHAnsi"/>
+        </w:rPr>
+        <w:t>Partnership</w:t>
       </w:r>
       <w:proofErr w:type="spellEnd"/>
       <w:r>
-        <w:t xml:space="preserve">, </w:t>
+        <w:rPr>
+          <w:rFonts w:cstheme="minorHAnsi"/>
+        </w:rPr>
+        <w:t>)</w:t>
+      </w:r>
+    </w:p>
+    <w:p>
+      <w:pPr>
+        <w:pStyle w:val="whitespace-normal"/>
+        <w:rPr>
+          <w:rFonts w:asciiTheme="minorHAnsi" w:hAnsiTheme="minorHAnsi" w:cstheme="minorHAnsi"/>
+          <w:sz w:val="22"/>
+          <w:szCs w:val="22"/>
+        </w:rPr>
+      </w:pPr>
+      <w:r>
+        <w:rPr>
+          <w:rFonts w:asciiTheme="minorHAnsi" w:hAnsiTheme="minorHAnsi" w:cstheme="minorHAnsi"/>
+          <w:sz w:val="22"/>
+          <w:szCs w:val="22"/>
+        </w:rPr>
+        <w:t xml:space="preserve">El lema de la Agenda 2030 es: </w:t>
+      </w:r>
+      <w:r>
+        <w:rPr>
+          <w:rStyle w:val="Textoennegrita"/>
+          <w:rFonts w:asciiTheme="minorHAnsi" w:eastAsiaTheme="majorEastAsia" w:hAnsiTheme="minorHAnsi" w:cstheme="minorHAnsi"/>
+          <w:b w:val="0"/>
+          <w:sz w:val="22"/>
+          <w:szCs w:val="22"/>
+        </w:rPr>
+        <w:t>"No dejar a nadie atrás"</w:t>
+      </w:r>
+    </w:p>
+    <w:p>
+      <w:pPr>
+        <w:pStyle w:val="whitespace-normal"/>
+        <w:numPr>
+          <w:ilvl w:val="0"/>
+          <w:numId w:val="1"/>
+        </w:numPr>
+        <w:rPr>
+          <w:rFonts w:asciiTheme="minorHAnsi" w:hAnsiTheme="minorHAnsi" w:cstheme="minorHAnsi"/>
+          <w:sz w:val="22"/>
+          <w:szCs w:val="22"/>
+        </w:rPr>
+      </w:pPr>
+      <w:r>
+        <w:rPr>
+          <w:rStyle w:val="Textoennegrita"/>
+          <w:rFonts w:asciiTheme="minorHAnsi" w:eastAsiaTheme="majorEastAsia" w:hAnsiTheme="minorHAnsi" w:cstheme="minorHAnsi"/>
+          <w:b w:val="0"/>
+          <w:sz w:val="22"/>
+          <w:szCs w:val="22"/>
+        </w:rPr>
+        <w:t>1.17. Cuatro primeros objetivos del milenio y ODS consecuentes:</w:t>
+      </w:r>
+    </w:p>
+    <w:p>
+      <w:pPr>
+        <w:numPr>
+          <w:ilvl w:val="0"/>
+          <w:numId w:val="5"/>
+        </w:numPr>
+        <w:spacing w:before="100" w:beforeAutospacing="1" w:after="100" w:afterAutospacing="1" w:line="240" w:lineRule="auto"/>
+        <w:rPr>
+          <w:rFonts w:cstheme="minorHAnsi"/>
+        </w:rPr>
+      </w:pPr>
+      <w:r>
+        <w:rPr>
+          <w:rFonts w:cstheme="minorHAnsi"/>
+        </w:rPr>
+        <w:t xml:space="preserve">Erradicar la pobreza extrema y el hambre → </w:t>
+      </w:r>
+      <w:r>
+        <w:rPr>
+          <w:rStyle w:val="Textoennegrita"/>
+          <w:rFonts w:cstheme="minorHAnsi"/>
+          <w:b w:val="0"/>
+        </w:rPr>
+        <w:t>ODS 1</w:t>
+      </w:r>
+      <w:r>
+        <w:rPr>
+          <w:rFonts w:cstheme="minorHAnsi"/>
+        </w:rPr>
+        <w:t xml:space="preserve"> (Fin de la pobreza) y </w:t>
+      </w:r>
+      <w:r>
+        <w:rPr>
+          <w:rStyle w:val="Textoennegrita"/>
+          <w:rFonts w:cstheme="minorHAnsi"/>
+          <w:b w:val="0"/>
+        </w:rPr>
+        <w:t>ODS 2</w:t>
+      </w:r>
+      <w:r>
+        <w:rPr>
+          <w:rFonts w:cstheme="minorHAnsi"/>
+        </w:rPr>
+        <w:t xml:space="preserve"> (Hambre cero)</w:t>
+      </w:r>
+    </w:p>
+    <w:p>
+      <w:pPr>
+        <w:numPr>
+          <w:ilvl w:val="0"/>
+          <w:numId w:val="5"/>
+        </w:numPr>
+        <w:spacing w:before="100" w:beforeAutospacing="1" w:after="100" w:afterAutospacing="1" w:line="240" w:lineRule="auto"/>
+        <w:rPr>
+          <w:rFonts w:cstheme="minorHAnsi"/>
+        </w:rPr>
+      </w:pPr>
+      <w:r>
+        <w:rPr>
+          <w:rFonts w:cstheme="minorHAnsi"/>
+        </w:rPr>
+        <w:t xml:space="preserve">Lograr la enseñanza primaria universal → </w:t>
+      </w:r>
+      <w:r>
+        <w:rPr>
+          <w:rStyle w:val="Textoennegrita"/>
+          <w:rFonts w:cstheme="minorHAnsi"/>
+          <w:b w:val="0"/>
+        </w:rPr>
+        <w:t>ODS 4</w:t>
+      </w:r>
+      <w:r>
+        <w:rPr>
+          <w:rFonts w:cstheme="minorHAnsi"/>
+        </w:rPr>
+        <w:t xml:space="preserve"> (Educación de calidad)</w:t>
+      </w:r>
+    </w:p>
+    <w:p>
+      <w:pPr>
+        <w:numPr>
+          <w:ilvl w:val="0"/>
+          <w:numId w:val="5"/>
+        </w:numPr>
+        <w:spacing w:before="100" w:beforeAutospacing="1" w:after="100" w:afterAutospacing="1" w:line="240" w:lineRule="auto"/>
+        <w:rPr>
+          <w:rFonts w:cstheme="minorHAnsi"/>
+        </w:rPr>
+      </w:pPr>
+      <w:r>
+        <w:rPr>
+          <w:rFonts w:cstheme="minorHAnsi"/>
+        </w:rPr>
+        <w:t xml:space="preserve">Promover la igualdad de género → </w:t>
+      </w:r>
+      <w:r>
+        <w:rPr>
+          <w:rStyle w:val="Textoennegrita"/>
+          <w:rFonts w:cstheme="minorHAnsi"/>
+          <w:b w:val="0"/>
+        </w:rPr>
+        <w:t>ODS 5</w:t>
+      </w:r>
+      <w:r>
+        <w:rPr>
+          <w:rFonts w:cstheme="minorHAnsi"/>
+        </w:rPr>
+        <w:t xml:space="preserve"> (Igualdad de género)</w:t>
+      </w:r>
+    </w:p>
+    <w:p>
+      <w:pPr>
+        <w:numPr>
+          <w:ilvl w:val="0"/>
+          <w:numId w:val="5"/>
+        </w:numPr>
+        <w:spacing w:before="100" w:beforeAutospacing="1" w:after="100" w:afterAutospacing="1" w:line="240" w:lineRule="auto"/>
+        <w:rPr>
+          <w:rFonts w:cstheme="minorHAnsi"/>
+        </w:rPr>
+      </w:pPr>
+      <w:r>
+        <w:rPr>
+          <w:rFonts w:cstheme="minorHAnsi"/>
+        </w:rPr>
+        <w:t xml:space="preserve">Reducir la mortalidad infantil → </w:t>
+      </w:r>
+      <w:r>
+        <w:rPr>
+          <w:rStyle w:val="Textoennegrita"/>
+          <w:rFonts w:cstheme="minorHAnsi"/>
+          <w:b w:val="0"/>
+        </w:rPr>
+        <w:t>ODS 3</w:t>
+      </w:r>
+      <w:r>
+        <w:rPr>
+          <w:rFonts w:cstheme="minorHAnsi"/>
+        </w:rPr>
+        <w:t xml:space="preserve"> (Salud y bienestar)</w:t>
+      </w:r>
+    </w:p>
+    <w:p>
+      <w:pPr>
+        <w:pStyle w:val="whitespace-normal"/>
+        <w:rPr>
+          <w:rFonts w:asciiTheme="minorHAnsi" w:hAnsiTheme="minorHAnsi" w:cstheme="minorHAnsi"/>
+          <w:sz w:val="22"/>
+          <w:szCs w:val="22"/>
+        </w:rPr>
+      </w:pPr>
+      <w:r>
+        <w:rPr>
+          <w:rStyle w:val="Textoennegrita"/>
+          <w:rFonts w:asciiTheme="minorHAnsi" w:eastAsiaTheme="majorEastAsia" w:hAnsiTheme="minorHAnsi" w:cstheme="minorHAnsi"/>
+          <w:b w:val="0"/>
+          <w:sz w:val="22"/>
+          <w:szCs w:val="22"/>
+        </w:rPr>
+        <w:t xml:space="preserve">- </w:t>
+      </w:r>
+      <w:r>
+        <w:rPr>
+          <w:rStyle w:val="Textoennegrita"/>
+          <w:rFonts w:asciiTheme="minorHAnsi" w:eastAsiaTheme="majorEastAsia" w:hAnsiTheme="minorHAnsi" w:cstheme="minorHAnsi"/>
+          <w:b w:val="0"/>
+          <w:sz w:val="22"/>
+          <w:szCs w:val="22"/>
+        </w:rPr>
+        <w:t>1.18. Cuatro segundos objetivos del milenio y ODS consecuentes:</w:t>
+      </w:r>
+      <w:r>
+        <w:rPr>
+          <w:rFonts w:asciiTheme="minorHAnsi" w:hAnsiTheme="minorHAnsi" w:cstheme="minorHAnsi"/>
+          <w:sz w:val="22"/>
+          <w:szCs w:val="22"/>
+        </w:rPr>
+        <w:t xml:space="preserve"> 5. Mejorar la salud materna → </w:t>
+      </w:r>
+      <w:r>
+        <w:rPr>
+          <w:rStyle w:val="Textoennegrita"/>
+          <w:rFonts w:asciiTheme="minorHAnsi" w:eastAsiaTheme="majorEastAsia" w:hAnsiTheme="minorHAnsi" w:cstheme="minorHAnsi"/>
+          <w:b w:val="0"/>
+          <w:sz w:val="22"/>
+          <w:szCs w:val="22"/>
+        </w:rPr>
+        <w:t>ODS 3</w:t>
+      </w:r>
+      <w:r>
+        <w:rPr>
+          <w:rFonts w:asciiTheme="minorHAnsi" w:hAnsiTheme="minorHAnsi" w:cstheme="minorHAnsi"/>
+          <w:sz w:val="22"/>
+          <w:szCs w:val="22"/>
+        </w:rPr>
+        <w:t xml:space="preserve"> (Salud y bienestar) 6. Combatir el VIH/SIDA, paludismo y otras enfermedades → </w:t>
+      </w:r>
+      <w:r>
+        <w:rPr>
+          <w:rStyle w:val="Textoennegrita"/>
+          <w:rFonts w:asciiTheme="minorHAnsi" w:eastAsiaTheme="majorEastAsia" w:hAnsiTheme="minorHAnsi" w:cstheme="minorHAnsi"/>
+          <w:b w:val="0"/>
+          <w:sz w:val="22"/>
+          <w:szCs w:val="22"/>
+        </w:rPr>
+        <w:t>ODS 3</w:t>
+      </w:r>
+      <w:r>
+        <w:rPr>
+          <w:rFonts w:asciiTheme="minorHAnsi" w:hAnsiTheme="minorHAnsi" w:cstheme="minorHAnsi"/>
+          <w:sz w:val="22"/>
+          <w:szCs w:val="22"/>
+        </w:rPr>
+        <w:t xml:space="preserve"> (Salud y bienestar) 7. Garantizar la sostenibilidad del medio ambiente → </w:t>
+      </w:r>
+      <w:r>
+        <w:rPr>
+          <w:rStyle w:val="Textoennegrita"/>
+          <w:rFonts w:asciiTheme="minorHAnsi" w:eastAsiaTheme="majorEastAsia" w:hAnsiTheme="minorHAnsi" w:cstheme="minorHAnsi"/>
+          <w:b w:val="0"/>
+          <w:sz w:val="22"/>
+          <w:szCs w:val="22"/>
+        </w:rPr>
+        <w:t>ODS 13, 14, 15</w:t>
+      </w:r>
+      <w:r>
+        <w:rPr>
+          <w:rFonts w:asciiTheme="minorHAnsi" w:hAnsiTheme="minorHAnsi" w:cstheme="minorHAnsi"/>
+          <w:sz w:val="22"/>
+          <w:szCs w:val="22"/>
+        </w:rPr>
+        <w:t xml:space="preserve"> (Acción climática, Vida submarina, Vida de ecosistemas terrestres) 8. Fomentar una alianza mundial para el desarrollo → </w:t>
+      </w:r>
+      <w:r>
+        <w:rPr>
+          <w:rStyle w:val="Textoennegrita"/>
+          <w:rFonts w:asciiTheme="minorHAnsi" w:eastAsiaTheme="majorEastAsia" w:hAnsiTheme="minorHAnsi" w:cstheme="minorHAnsi"/>
+          <w:b w:val="0"/>
+          <w:sz w:val="22"/>
+          <w:szCs w:val="22"/>
+        </w:rPr>
+        <w:t>ODS 17</w:t>
+      </w:r>
+      <w:r>
+        <w:rPr>
+          <w:rFonts w:asciiTheme="minorHAnsi" w:hAnsiTheme="minorHAnsi" w:cstheme="minorHAnsi"/>
+          <w:sz w:val="22"/>
+          <w:szCs w:val="22"/>
+        </w:rPr>
+        <w:t xml:space="preserve"> (Alianzas para lograr los objetivos)</w:t>
+      </w:r>
+    </w:p>
+    <w:p>
+      <w:pPr>
+        <w:pStyle w:val="whitespace-normal"/>
+        <w:rPr>
+          <w:rFonts w:asciiTheme="minorHAnsi" w:hAnsiTheme="minorHAnsi" w:cstheme="minorHAnsi"/>
+          <w:sz w:val="22"/>
+          <w:szCs w:val="22"/>
+        </w:rPr>
+      </w:pPr>
+      <w:r>
+        <w:rPr>
+          <w:rStyle w:val="Textoennegrita"/>
+          <w:rFonts w:asciiTheme="minorHAnsi" w:eastAsiaTheme="majorEastAsia" w:hAnsiTheme="minorHAnsi" w:cstheme="minorHAnsi"/>
+          <w:b w:val="0"/>
+          <w:sz w:val="22"/>
+          <w:szCs w:val="22"/>
+        </w:rPr>
+        <w:t xml:space="preserve">- </w:t>
+      </w:r>
+      <w:r>
+        <w:rPr>
+          <w:rStyle w:val="Textoennegrita"/>
+          <w:rFonts w:asciiTheme="minorHAnsi" w:eastAsiaTheme="majorEastAsia" w:hAnsiTheme="minorHAnsi" w:cstheme="minorHAnsi"/>
+          <w:b w:val="0"/>
+          <w:sz w:val="22"/>
+          <w:szCs w:val="22"/>
+        </w:rPr>
+        <w:t>1.19. Objetivo, meta e indicador:</w:t>
+      </w:r>
+    </w:p>
+    <w:p>
+      <w:pPr>
+        <w:numPr>
+          <w:ilvl w:val="0"/>
+          <w:numId w:val="6"/>
+        </w:numPr>
+        <w:spacing w:before="100" w:beforeAutospacing="1" w:after="100" w:afterAutospacing="1" w:line="240" w:lineRule="auto"/>
+        <w:rPr>
+          <w:rFonts w:cstheme="minorHAnsi"/>
+        </w:rPr>
+      </w:pPr>
+      <w:r>
+        <w:rPr>
+          <w:rStyle w:val="Textoennegrita"/>
+          <w:rFonts w:cstheme="minorHAnsi"/>
+          <w:b w:val="0"/>
+        </w:rPr>
+        <w:t>Objetivo:</w:t>
+      </w:r>
+      <w:r>
+        <w:rPr>
+          <w:rFonts w:cstheme="minorHAnsi"/>
+        </w:rPr>
+        <w:t xml:space="preserve"> Es el propósito general que se quiere alcanzar (</w:t>
       </w:r>
       <w:proofErr w:type="spellStart"/>
       <w:r>
-        <w:t>Partnership</w:t>
+        <w:rPr>
+          <w:rFonts w:cstheme="minorHAnsi"/>
+        </w:rPr>
+        <w:t>ej</w:t>
       </w:r>
       <w:proofErr w:type="spellEnd"/>
       <w:r>
-        <w:t>"</w:t>
-      </w:r>
-    </w:p>
-    <w:p>
-      <w:pPr>
-        <w:pStyle w:val="Prrafodelista"/>
-        <w:numPr>
-          <w:ilvl w:val="0"/>
-          <w:numId w:val="1"/>
-        </w:numPr>
-      </w:pPr>
-      <w:r>
-        <w:t xml:space="preserve">Caso </w:t>
+        <w:rPr>
+          <w:rFonts w:cstheme="minorHAnsi"/>
+        </w:rPr>
+        <w:t>: ODS 13 - Acción por el clima)</w:t>
+      </w:r>
+    </w:p>
+    <w:p>
+      <w:pPr>
+        <w:numPr>
+          <w:ilvl w:val="0"/>
+          <w:numId w:val="6"/>
+        </w:numPr>
+        <w:spacing w:before="100" w:beforeAutospacing="1" w:after="100" w:afterAutospacing="1" w:line="240" w:lineRule="auto"/>
+        <w:rPr>
+          <w:rFonts w:cstheme="minorHAnsi"/>
+        </w:rPr>
+      </w:pPr>
+      <w:r>
+        <w:rPr>
+          <w:rStyle w:val="Textoennegrita"/>
+          <w:rFonts w:cstheme="minorHAnsi"/>
+          <w:b w:val="0"/>
+        </w:rPr>
+        <w:t>Meta:</w:t>
+      </w:r>
+      <w:r>
+        <w:rPr>
+          <w:rFonts w:cstheme="minorHAnsi"/>
+        </w:rPr>
+        <w:t xml:space="preserve"> Es un resultado específico y medible dentro del objetivo (</w:t>
       </w:r>
       <w:proofErr w:type="spellStart"/>
       <w:r>
-        <w:t>practico</w:t>
+        <w:rPr>
+          <w:rFonts w:cstheme="minorHAnsi"/>
+        </w:rPr>
+        <w:t>ej</w:t>
       </w:r>
       <w:proofErr w:type="spellEnd"/>
       <w:r>
-        <w:t xml:space="preserve"> propuesto 1.1</w:t>
-      </w:r>
-    </w:p>
-    <w:p>
-      <w:r>
-        <w:t>Si, en lo esencial todas las personas tienen las mismas necesidades básicas que son las de un ser vivo y son lo que uno necesita para mantenerse con vida pero las necesidades que las personas tienen varían según cosas como origen, contexto cultural y social ya que al cambiar el nivel de vida las necesidades varían. Un ejemplo extremo podría ser el de una persona de una tribu del amazonas frente al habitante promedio de una ciudad, este último necesita un trabajo para poder permitirse un hogar y alimentos pero puede que para él cosas como internet o calefacción estén dentro de lo que considera sus necesidades mientras que el habitante de la tribu es feliz cazando y viviendo en una choza</w:t>
-      </w:r>
-    </w:p>
-    <w:p>
-      <w:pPr>
-        <w:pStyle w:val="Prrafodelista"/>
-        <w:numPr>
-          <w:ilvl w:val="0"/>
-          <w:numId w:val="1"/>
-        </w:numPr>
-      </w:pPr>
-      <w:r>
-        <w:t xml:space="preserve">Caso </w:t>
+        <w:rPr>
+          <w:rFonts w:cstheme="minorHAnsi"/>
+        </w:rPr>
+        <w:t xml:space="preserve">: fortalecer la </w:t>
       </w:r>
       <w:proofErr w:type="spellStart"/>
       <w:r>
-        <w:t>practico</w:t>
+        <w:rPr>
+          <w:rFonts w:cstheme="minorHAnsi"/>
+        </w:rPr>
+        <w:t>resiliencia</w:t>
       </w:r>
       <w:proofErr w:type="spellEnd"/>
       <w:r>
-        <w:t xml:space="preserve"> propuesto 1.2</w:t>
-      </w:r>
-    </w:p>
-    <w:p>
-      <w:r>
-        <w:t xml:space="preserve">Lo más importante para </w:t>
-      </w:r>
-      <w:proofErr w:type="spellStart"/>
-      <w:r>
-        <w:t>mi</w:t>
-      </w:r>
-      <w:proofErr w:type="spellEnd"/>
-      <w:r>
-        <w:t xml:space="preserve"> sería un "triangulo" de </w:t>
-      </w:r>
-      <w:proofErr w:type="spellStart"/>
-      <w:r>
-        <w:t>cuales</w:t>
-      </w:r>
-      <w:proofErr w:type="spellEnd"/>
-      <w:r>
-        <w:t xml:space="preserve"> son las enfermedades más comunes, más peligrosas y que se necesita para combatirlas. Quizás tienen problemas con una enfermedad muy mortal pero esta se puede solucionar con más higiene mientras que hay otra para la que necesitan si o si vacunas ya que no hay forma de evitar su transmisión.</w:t>
-      </w:r>
-    </w:p>
-    <w:p>
-      <w:pPr>
-        <w:pStyle w:val="Ttulo2"/>
-      </w:pPr>
-      <w:proofErr w:type="gramStart"/>
-      <w:r>
-        <w:t>Actividades</w:t>
-      </w:r>
-      <w:proofErr w:type="gramEnd"/>
-      <w:r>
-        <w:t xml:space="preserve"> final tema 1</w:t>
-      </w:r>
-    </w:p>
-    <w:p>
-      <w:pPr>
-        <w:pStyle w:val="Prrafodelista"/>
-        <w:numPr>
-          <w:ilvl w:val="0"/>
-          <w:numId w:val="1"/>
-        </w:numPr>
-      </w:pPr>
-      <w:r>
-        <w:t>1.1 D)</w:t>
-      </w:r>
-    </w:p>
-    <w:p>
-      <w:pPr>
-        <w:pStyle w:val="Prrafodelista"/>
-        <w:numPr>
-          <w:ilvl w:val="0"/>
-          <w:numId w:val="1"/>
-        </w:numPr>
-      </w:pPr>
-      <w:r>
-        <w:t>1.2 C)</w:t>
-      </w:r>
-    </w:p>
-    <w:p>
-      <w:pPr>
-        <w:pStyle w:val="Prrafodelista"/>
-        <w:numPr>
-          <w:ilvl w:val="0"/>
-          <w:numId w:val="1"/>
-        </w:numPr>
-      </w:pPr>
-      <w:r>
-        <w:t>1.3 B)</w:t>
-      </w:r>
-    </w:p>
-    <w:p>
-      <w:pPr>
-        <w:pStyle w:val="Prrafodelista"/>
-        <w:numPr>
-          <w:ilvl w:val="0"/>
-          <w:numId w:val="1"/>
-        </w:numPr>
-      </w:pPr>
-      <w:r>
-        <w:t>1.4 A)</w:t>
-      </w:r>
-    </w:p>
-    <w:p>
-      <w:pPr>
-        <w:pStyle w:val="Prrafodelista"/>
-        <w:numPr>
-          <w:ilvl w:val="0"/>
-          <w:numId w:val="1"/>
-        </w:numPr>
-      </w:pPr>
-      <w:r>
-        <w:t>1.5 C)</w:t>
-      </w:r>
-    </w:p>
-    <w:p>
-      <w:pPr>
-        <w:pStyle w:val="Prrafodelista"/>
-        <w:numPr>
-          <w:ilvl w:val="0"/>
-          <w:numId w:val="1"/>
-        </w:numPr>
-      </w:pPr>
-      <w:r>
-        <w:t>1.6 A)</w:t>
-      </w:r>
-    </w:p>
-    <w:p>
-      <w:pPr>
-        <w:pStyle w:val="Prrafodelista"/>
-        <w:numPr>
-          <w:ilvl w:val="0"/>
-          <w:numId w:val="1"/>
-        </w:numPr>
-      </w:pPr>
-      <w:r>
-        <w:t>1.7 B)</w:t>
-      </w:r>
-    </w:p>
-    <w:p>
-      <w:pPr>
-        <w:pStyle w:val="Prrafodelista"/>
-        <w:numPr>
-          <w:ilvl w:val="0"/>
-          <w:numId w:val="1"/>
-        </w:numPr>
-      </w:pPr>
-      <w:r>
-        <w:t>1.8 C)</w:t>
-      </w:r>
-    </w:p>
-    <w:p>
-      <w:pPr>
-        <w:pStyle w:val="Prrafodelista"/>
-        <w:numPr>
-          <w:ilvl w:val="0"/>
-          <w:numId w:val="1"/>
-        </w:numPr>
-      </w:pPr>
-      <w:r>
-        <w:t>1.9 A)</w:t>
-      </w:r>
-    </w:p>
-    <w:p>
-      <w:pPr>
-        <w:pStyle w:val="Prrafodelista"/>
-        <w:numPr>
-          <w:ilvl w:val="0"/>
-          <w:numId w:val="1"/>
-        </w:numPr>
-        <w:rPr>
-          <w:rFonts w:cstheme="minorHAnsi"/>
-        </w:rPr>
-      </w:pPr>
-      <w:r>
-        <w:t>1.10 B)</w:t>
-      </w:r>
-    </w:p>
-    <w:p>
-      <w:pPr>
-        <w:pStyle w:val="Prrafodelista"/>
-        <w:numPr>
-          <w:ilvl w:val="0"/>
-          <w:numId w:val="1"/>
-        </w:numPr>
-        <w:rPr>
-          <w:rFonts w:cstheme="minorHAnsi"/>
-        </w:rPr>
-      </w:pPr>
-      <w:r>
-        <w:rPr>
-          <w:rStyle w:val="Textoennegrita"/>
-          <w:rFonts w:eastAsiaTheme="majorEastAsia" w:cstheme="minorHAnsi"/>
-          <w:b w:val="0"/>
-        </w:rPr>
-        <w:t>1.11. Ley de oferta y demanda en combustibles:</w:t>
-      </w:r>
-      <w:r>
-        <w:rPr>
-          <w:rFonts w:cstheme="minorHAnsi"/>
-        </w:rPr>
-        <w:t xml:space="preserve"> La ley de oferta y demanda establece que cuando la producción de petróleo disminuye (menor oferta) y la demanda se mantiene constante o aumenta, el precio de los combustibles sube. Esto ocurre porque hay menos producto disponible para satisfacer las necesidades del mercado, lo que genera escasez y presión al alza en los precios.</w:t>
-      </w:r>
-    </w:p>
-    <w:p>
-      <w:pPr>
-        <w:pStyle w:val="Prrafodelista"/>
-        <w:numPr>
-          <w:ilvl w:val="0"/>
-          <w:numId w:val="1"/>
-        </w:numPr>
-        <w:rPr>
-          <w:rFonts w:cstheme="minorHAnsi"/>
-        </w:rPr>
-      </w:pPr>
-      <w:r>
-        <w:rPr>
-          <w:rStyle w:val="Textoennegrita"/>
-          <w:rFonts w:eastAsiaTheme="majorEastAsia" w:cstheme="minorHAnsi"/>
-          <w:b w:val="0"/>
-        </w:rPr>
-        <w:t>1.12. Gráfico de barras - Huella ecológica:</w:t>
-      </w:r>
-      <w:r>
-        <w:rPr>
-          <w:rFonts w:cstheme="minorHAnsi"/>
-        </w:rPr>
-        <w:t xml:space="preserve"> No puedo crear el gráfico sin datos específicos, pero te indico cómo hacerlo: cada barra representaría un componente de la huella ecológica (tierras de cultivo, pastoreo, bosques, zonas de pesca, terreno construido, y absorción de CO₂), mostrando el porcentaje que cada uno aporta al total.</w:t>
-      </w:r>
-    </w:p>
-    <w:p>
-      <w:pPr>
-        <w:pStyle w:val="whitespace-normal"/>
-        <w:numPr>
-          <w:ilvl w:val="0"/>
-          <w:numId w:val="1"/>
-        </w:numPr>
-        <w:rPr>
-          <w:rFonts w:asciiTheme="minorHAnsi" w:hAnsiTheme="minorHAnsi" w:cstheme="minorHAnsi"/>
-          <w:sz w:val="22"/>
-          <w:szCs w:val="22"/>
-        </w:rPr>
-      </w:pPr>
-      <w:r>
-        <w:rPr>
-          <w:rStyle w:val="Textoennegrita"/>
-          <w:rFonts w:asciiTheme="minorHAnsi" w:eastAsiaTheme="majorEastAsia" w:hAnsiTheme="minorHAnsi" w:cstheme="minorHAnsi"/>
-          <w:b w:val="0"/>
-          <w:sz w:val="22"/>
-          <w:szCs w:val="22"/>
-        </w:rPr>
-        <w:lastRenderedPageBreak/>
-        <w:t>1.13. Dos listas de recursos:</w:t>
-      </w:r>
-    </w:p>
-    <w:p>
-      <w:pPr>
-        <w:numPr>
-          <w:ilvl w:val="0"/>
-          <w:numId w:val="2"/>
+        <w:rPr>
+          <w:rFonts w:cstheme="minorHAnsi"/>
+        </w:rPr>
+        <w:t xml:space="preserve"> ante desastres climáticos)</w:t>
+      </w:r>
+    </w:p>
+    <w:p>
+      <w:pPr>
+        <w:numPr>
+          <w:ilvl w:val="0"/>
+          <w:numId w:val="6"/>
         </w:numPr>
         <w:spacing w:before="100" w:beforeAutospacing="1" w:after="100" w:afterAutospacing="1" w:line="240" w:lineRule="auto"/>
         <w:rPr>
@@ -492,985 +1449,6 @@
           <w:rFonts w:cstheme="minorHAnsi"/>
           <w:b w:val="0"/>
         </w:rPr>
-        <w:t>Renovables:</w:t>
-      </w:r>
-      <w:r>
-        <w:rPr>
-          <w:rFonts w:cstheme="minorHAnsi"/>
-        </w:rPr>
-        <w:t xml:space="preserve"> energía solar, energía eólica, biomasa, energía hidráulica, energía geotérmica, madera sostenible</w:t>
-      </w:r>
-    </w:p>
-    <w:p>
-      <w:pPr>
-        <w:numPr>
-          <w:ilvl w:val="0"/>
-          <w:numId w:val="2"/>
-        </w:numPr>
-        <w:spacing w:before="100" w:beforeAutospacing="1" w:after="100" w:afterAutospacing="1" w:line="240" w:lineRule="auto"/>
-        <w:rPr>
-          <w:rFonts w:cstheme="minorHAnsi"/>
-        </w:rPr>
-      </w:pPr>
-      <w:r>
-        <w:rPr>
-          <w:rStyle w:val="Textoennegrita"/>
-          <w:rFonts w:cstheme="minorHAnsi"/>
-          <w:b w:val="0"/>
-        </w:rPr>
-        <w:t>No renovables:</w:t>
-      </w:r>
-      <w:r>
-        <w:rPr>
-          <w:rFonts w:cstheme="minorHAnsi"/>
-        </w:rPr>
-        <w:t xml:space="preserve"> petróleo, carbón, gas natural, uranio, minerales metálicos, fosfatos</w:t>
-      </w:r>
-    </w:p>
-    <w:p>
-      <w:pPr>
-        <w:pStyle w:val="whitespace-normal"/>
-        <w:rPr>
-          <w:rFonts w:asciiTheme="minorHAnsi" w:hAnsiTheme="minorHAnsi" w:cstheme="minorHAnsi"/>
-          <w:sz w:val="22"/>
-          <w:szCs w:val="22"/>
-        </w:rPr>
-      </w:pPr>
-      <w:r>
-        <w:rPr>
-          <w:rStyle w:val="Textoennegrita"/>
-          <w:rFonts w:asciiTheme="minorHAnsi" w:eastAsiaTheme="majorEastAsia" w:hAnsiTheme="minorHAnsi" w:cstheme="minorHAnsi"/>
-          <w:b w:val="0"/>
-          <w:sz w:val="22"/>
-          <w:szCs w:val="22"/>
-        </w:rPr>
-        <w:t xml:space="preserve">- </w:t>
-      </w:r>
-      <w:r>
-        <w:rPr>
-          <w:rStyle w:val="Textoennegrita"/>
-          <w:rFonts w:asciiTheme="minorHAnsi" w:eastAsiaTheme="majorEastAsia" w:hAnsiTheme="minorHAnsi" w:cstheme="minorHAnsi"/>
-          <w:b w:val="0"/>
-          <w:sz w:val="22"/>
-          <w:szCs w:val="22"/>
-        </w:rPr>
-        <w:t>1.14. Principio de precaución:</w:t>
-      </w:r>
-      <w:r>
-        <w:rPr>
-          <w:rFonts w:asciiTheme="minorHAnsi" w:hAnsiTheme="minorHAnsi" w:cstheme="minorHAnsi"/>
-          <w:sz w:val="22"/>
-          <w:szCs w:val="22"/>
-        </w:rPr>
-        <w:t xml:space="preserve"> Es un principio que establece que cuando existe amenaza de daño grave o irreversible al medio ambiente, la falta de certeza científica absoluta no debe utilizarse como razón para posponer medidas de prevención. Es decir, se debe actuar con cautela ante posibles riesgos ambientales incluso sin pruebas científicas definitivas.</w:t>
-      </w:r>
-    </w:p>
-    <w:p>
-      <w:pPr>
-        <w:pStyle w:val="whitespace-normal"/>
-        <w:rPr>
-          <w:rFonts w:asciiTheme="minorHAnsi" w:hAnsiTheme="minorHAnsi" w:cstheme="minorHAnsi"/>
-          <w:sz w:val="22"/>
-          <w:szCs w:val="22"/>
-        </w:rPr>
-      </w:pPr>
-      <w:r>
-        <w:rPr>
-          <w:rStyle w:val="Textoennegrita"/>
-          <w:rFonts w:asciiTheme="minorHAnsi" w:eastAsiaTheme="majorEastAsia" w:hAnsiTheme="minorHAnsi" w:cstheme="minorHAnsi"/>
-          <w:b w:val="0"/>
-          <w:sz w:val="22"/>
-          <w:szCs w:val="22"/>
-        </w:rPr>
-        <w:t xml:space="preserve">- </w:t>
-      </w:r>
-      <w:r>
-        <w:rPr>
-          <w:rStyle w:val="Textoennegrita"/>
-          <w:rFonts w:asciiTheme="minorHAnsi" w:eastAsiaTheme="majorEastAsia" w:hAnsiTheme="minorHAnsi" w:cstheme="minorHAnsi"/>
-          <w:b w:val="0"/>
-          <w:sz w:val="22"/>
-          <w:szCs w:val="22"/>
-        </w:rPr>
-        <w:t>1.15. Organizaciones internacionales:</w:t>
-      </w:r>
-    </w:p>
-    <w:p>
-      <w:pPr>
-        <w:numPr>
-          <w:ilvl w:val="0"/>
-          <w:numId w:val="3"/>
-        </w:numPr>
-        <w:spacing w:before="100" w:beforeAutospacing="1" w:after="100" w:afterAutospacing="1" w:line="240" w:lineRule="auto"/>
-        <w:rPr>
-          <w:rFonts w:cstheme="minorHAnsi"/>
-        </w:rPr>
-      </w:pPr>
-      <w:r>
-        <w:rPr>
-          <w:rStyle w:val="Textoennegrita"/>
-          <w:rFonts w:cstheme="minorHAnsi"/>
-          <w:b w:val="0"/>
-        </w:rPr>
-        <w:t>ONU</w:t>
-      </w:r>
-      <w:r>
-        <w:rPr>
-          <w:rFonts w:cstheme="minorHAnsi"/>
-        </w:rPr>
-        <w:t xml:space="preserve"> - Organización de las Naciones Unidas</w:t>
-      </w:r>
-    </w:p>
-    <w:p>
-      <w:pPr>
-        <w:numPr>
-          <w:ilvl w:val="0"/>
-          <w:numId w:val="3"/>
-        </w:numPr>
-        <w:spacing w:before="100" w:beforeAutospacing="1" w:after="100" w:afterAutospacing="1" w:line="240" w:lineRule="auto"/>
-        <w:rPr>
-          <w:rFonts w:cstheme="minorHAnsi"/>
-        </w:rPr>
-      </w:pPr>
-      <w:r>
-        <w:rPr>
-          <w:rStyle w:val="Textoennegrita"/>
-          <w:rFonts w:cstheme="minorHAnsi"/>
-          <w:b w:val="0"/>
-        </w:rPr>
-        <w:t>UNESCO</w:t>
-      </w:r>
-      <w:r>
-        <w:rPr>
-          <w:rFonts w:cstheme="minorHAnsi"/>
-        </w:rPr>
-        <w:t xml:space="preserve"> - Organización de las Naciones Unidas para la Educación, la Ciencia y la Cultura</w:t>
-      </w:r>
-    </w:p>
-    <w:p>
-      <w:pPr>
-        <w:numPr>
-          <w:ilvl w:val="0"/>
-          <w:numId w:val="3"/>
-        </w:numPr>
-        <w:spacing w:before="100" w:beforeAutospacing="1" w:after="100" w:afterAutospacing="1" w:line="240" w:lineRule="auto"/>
-        <w:rPr>
-          <w:rFonts w:cstheme="minorHAnsi"/>
-        </w:rPr>
-      </w:pPr>
-      <w:r>
-        <w:rPr>
-          <w:rStyle w:val="Textoennegrita"/>
-          <w:rFonts w:cstheme="minorHAnsi"/>
-          <w:b w:val="0"/>
-        </w:rPr>
-        <w:t>PNUMA</w:t>
-      </w:r>
-      <w:r>
-        <w:rPr>
-          <w:rFonts w:cstheme="minorHAnsi"/>
-        </w:rPr>
-        <w:t xml:space="preserve"> - Programa de las Naciones Unidas para el Medio Ambiente</w:t>
-      </w:r>
-    </w:p>
-    <w:p>
-      <w:pPr>
-        <w:numPr>
-          <w:ilvl w:val="0"/>
-          <w:numId w:val="3"/>
-        </w:numPr>
-        <w:spacing w:before="100" w:beforeAutospacing="1" w:after="100" w:afterAutospacing="1" w:line="240" w:lineRule="auto"/>
-        <w:rPr>
-          <w:rFonts w:cstheme="minorHAnsi"/>
-        </w:rPr>
-      </w:pPr>
-      <w:r>
-        <w:rPr>
-          <w:rStyle w:val="Textoennegrita"/>
-          <w:rFonts w:cstheme="minorHAnsi"/>
-          <w:b w:val="0"/>
-        </w:rPr>
-        <w:t>FAO</w:t>
-      </w:r>
-      <w:r>
-        <w:rPr>
-          <w:rFonts w:cstheme="minorHAnsi"/>
-        </w:rPr>
-        <w:t xml:space="preserve"> - Organización de las Naciones Unidas para la Alimentación y la Agricultura</w:t>
-      </w:r>
-    </w:p>
-    <w:p>
-      <w:pPr>
-        <w:numPr>
-          <w:ilvl w:val="0"/>
-          <w:numId w:val="3"/>
-        </w:numPr>
-        <w:spacing w:before="100" w:beforeAutospacing="1" w:after="100" w:afterAutospacing="1" w:line="240" w:lineRule="auto"/>
-        <w:rPr>
-          <w:rFonts w:cstheme="minorHAnsi"/>
-        </w:rPr>
-      </w:pPr>
-      <w:r>
-        <w:rPr>
-          <w:rStyle w:val="Textoennegrita"/>
-          <w:rFonts w:cstheme="minorHAnsi"/>
-          <w:b w:val="0"/>
-        </w:rPr>
-        <w:t>WWF</w:t>
-      </w:r>
-      <w:r>
-        <w:rPr>
-          <w:rFonts w:cstheme="minorHAnsi"/>
-        </w:rPr>
-        <w:t xml:space="preserve"> - Fondo Mundial para la Naturaleza (</w:t>
-      </w:r>
-      <w:proofErr w:type="spellStart"/>
-      <w:r>
-        <w:rPr>
-          <w:rFonts w:cstheme="minorHAnsi"/>
-        </w:rPr>
-        <w:t>World</w:t>
-      </w:r>
-      <w:proofErr w:type="spellEnd"/>
-      <w:r>
-        <w:rPr>
-          <w:rFonts w:cstheme="minorHAnsi"/>
-        </w:rPr>
-        <w:t xml:space="preserve"> </w:t>
-      </w:r>
-      <w:proofErr w:type="spellStart"/>
-      <w:r>
-        <w:rPr>
-          <w:rFonts w:cstheme="minorHAnsi"/>
-        </w:rPr>
-        <w:t>Wildlife</w:t>
-      </w:r>
-      <w:proofErr w:type="spellEnd"/>
-      <w:r>
-        <w:rPr>
-          <w:rFonts w:cstheme="minorHAnsi"/>
-        </w:rPr>
-        <w:t xml:space="preserve"> </w:t>
-      </w:r>
-      <w:proofErr w:type="spellStart"/>
-      <w:r>
-        <w:rPr>
-          <w:rFonts w:cstheme="minorHAnsi"/>
-        </w:rPr>
-        <w:t>Fund</w:t>
-      </w:r>
-      <w:proofErr w:type="spellEnd"/>
-      <w:r>
-        <w:rPr>
-          <w:rFonts w:cstheme="minorHAnsi"/>
-        </w:rPr>
-        <w:t>)</w:t>
-      </w:r>
-    </w:p>
-    <w:p>
-      <w:pPr>
-        <w:numPr>
-          <w:ilvl w:val="0"/>
-          <w:numId w:val="3"/>
-        </w:numPr>
-        <w:spacing w:before="100" w:beforeAutospacing="1" w:after="100" w:afterAutospacing="1" w:line="240" w:lineRule="auto"/>
-        <w:rPr>
-          <w:rFonts w:cstheme="minorHAnsi"/>
-        </w:rPr>
-      </w:pPr>
-      <w:r>
-        <w:rPr>
-          <w:rStyle w:val="Textoennegrita"/>
-          <w:rFonts w:cstheme="minorHAnsi"/>
-          <w:b w:val="0"/>
-        </w:rPr>
-        <w:t>Greenpeace</w:t>
-      </w:r>
-      <w:r>
-        <w:rPr>
-          <w:rFonts w:cstheme="minorHAnsi"/>
-        </w:rPr>
-        <w:t xml:space="preserve"> - Organización ecologista internacional</w:t>
-      </w:r>
-    </w:p>
-    <w:p>
-      <w:pPr>
-        <w:pStyle w:val="whitespace-normal"/>
-        <w:numPr>
-          <w:ilvl w:val="0"/>
-          <w:numId w:val="1"/>
-        </w:numPr>
-        <w:rPr>
-          <w:rFonts w:asciiTheme="minorHAnsi" w:hAnsiTheme="minorHAnsi" w:cstheme="minorHAnsi"/>
-          <w:sz w:val="22"/>
-          <w:szCs w:val="22"/>
-        </w:rPr>
-      </w:pPr>
-      <w:r>
-        <w:rPr>
-          <w:rStyle w:val="Textoennegrita"/>
-          <w:rFonts w:asciiTheme="minorHAnsi" w:eastAsiaTheme="majorEastAsia" w:hAnsiTheme="minorHAnsi" w:cstheme="minorHAnsi"/>
-          <w:b w:val="0"/>
-          <w:sz w:val="22"/>
-          <w:szCs w:val="22"/>
-        </w:rPr>
-        <w:t>1.16. 5P de los ODS y Agenda 2030:</w:t>
-      </w:r>
-      <w:r>
-        <w:rPr>
-          <w:rFonts w:asciiTheme="minorHAnsi" w:hAnsiTheme="minorHAnsi" w:cstheme="minorHAnsi"/>
-          <w:sz w:val="22"/>
-          <w:szCs w:val="22"/>
-        </w:rPr>
-        <w:t xml:space="preserve"> Las 5P son las cinco líneas directrices:</w:t>
-      </w:r>
-    </w:p>
-    <w:p>
-      <w:pPr>
-        <w:numPr>
-          <w:ilvl w:val="0"/>
-          <w:numId w:val="4"/>
-        </w:numPr>
-        <w:spacing w:before="100" w:beforeAutospacing="1" w:after="100" w:afterAutospacing="1" w:line="240" w:lineRule="auto"/>
-        <w:rPr>
-          <w:rFonts w:cstheme="minorHAnsi"/>
-        </w:rPr>
-      </w:pPr>
-      <w:r>
-        <w:rPr>
-          <w:rStyle w:val="Textoennegrita"/>
-          <w:rFonts w:cstheme="minorHAnsi"/>
-          <w:b w:val="0"/>
-        </w:rPr>
-        <w:t>Personas</w:t>
-      </w:r>
-      <w:r>
-        <w:rPr>
-          <w:rFonts w:cstheme="minorHAnsi"/>
-        </w:rPr>
-        <w:t xml:space="preserve"> (</w:t>
-      </w:r>
-      <w:proofErr w:type="spellStart"/>
-      <w:r>
-        <w:rPr>
-          <w:rFonts w:cstheme="minorHAnsi"/>
-        </w:rPr>
-        <w:t>People</w:t>
-      </w:r>
-      <w:proofErr w:type="spellEnd"/>
-      <w:r>
-        <w:rPr>
-          <w:rFonts w:cstheme="minorHAnsi"/>
-        </w:rPr>
-        <w:t>)</w:t>
-      </w:r>
-    </w:p>
-    <w:p>
-      <w:pPr>
-        <w:numPr>
-          <w:ilvl w:val="0"/>
-          <w:numId w:val="4"/>
-        </w:numPr>
-        <w:spacing w:before="100" w:beforeAutospacing="1" w:after="100" w:afterAutospacing="1" w:line="240" w:lineRule="auto"/>
-        <w:rPr>
-          <w:rFonts w:cstheme="minorHAnsi"/>
-        </w:rPr>
-      </w:pPr>
-      <w:r>
-        <w:rPr>
-          <w:rStyle w:val="Textoennegrita"/>
-          <w:rFonts w:cstheme="minorHAnsi"/>
-          <w:b w:val="0"/>
-        </w:rPr>
-        <w:t>Planeta</w:t>
-      </w:r>
-      <w:r>
-        <w:rPr>
-          <w:rFonts w:cstheme="minorHAnsi"/>
-        </w:rPr>
-        <w:t xml:space="preserve"> (</w:t>
-      </w:r>
-      <w:proofErr w:type="spellStart"/>
-      <w:r>
-        <w:rPr>
-          <w:rFonts w:cstheme="minorHAnsi"/>
-        </w:rPr>
-        <w:t>Planet</w:t>
-      </w:r>
-      <w:proofErr w:type="spellEnd"/>
-      <w:r>
-        <w:rPr>
-          <w:rFonts w:cstheme="minorHAnsi"/>
-        </w:rPr>
-        <w:t>)</w:t>
-      </w:r>
-    </w:p>
-    <w:p>
-      <w:pPr>
-        <w:numPr>
-          <w:ilvl w:val="0"/>
-          <w:numId w:val="4"/>
-        </w:numPr>
-        <w:spacing w:before="100" w:beforeAutospacing="1" w:after="100" w:afterAutospacing="1" w:line="240" w:lineRule="auto"/>
-        <w:rPr>
-          <w:rFonts w:cstheme="minorHAnsi"/>
-        </w:rPr>
-      </w:pPr>
-      <w:r>
-        <w:rPr>
-          <w:rStyle w:val="Textoennegrita"/>
-          <w:rFonts w:cstheme="minorHAnsi"/>
-          <w:b w:val="0"/>
-        </w:rPr>
-        <w:t>Prosperidad</w:t>
-      </w:r>
-      <w:r>
-        <w:rPr>
-          <w:rFonts w:cstheme="minorHAnsi"/>
-        </w:rPr>
-        <w:t xml:space="preserve"> (</w:t>
-      </w:r>
-      <w:proofErr w:type="spellStart"/>
-      <w:r>
-        <w:rPr>
-          <w:rFonts w:cstheme="minorHAnsi"/>
-        </w:rPr>
-        <w:t>Prosperity</w:t>
-      </w:r>
-      <w:proofErr w:type="spellEnd"/>
-      <w:r>
-        <w:rPr>
-          <w:rFonts w:cstheme="minorHAnsi"/>
-        </w:rPr>
-        <w:t>)</w:t>
-      </w:r>
-    </w:p>
-    <w:p>
-      <w:pPr>
-        <w:numPr>
-          <w:ilvl w:val="0"/>
-          <w:numId w:val="4"/>
-        </w:numPr>
-        <w:spacing w:before="100" w:beforeAutospacing="1" w:after="100" w:afterAutospacing="1" w:line="240" w:lineRule="auto"/>
-        <w:rPr>
-          <w:rFonts w:cstheme="minorHAnsi"/>
-        </w:rPr>
-      </w:pPr>
-      <w:r>
-        <w:rPr>
-          <w:rStyle w:val="Textoennegrita"/>
-          <w:rFonts w:cstheme="minorHAnsi"/>
-          <w:b w:val="0"/>
-        </w:rPr>
-        <w:t>Paz</w:t>
-      </w:r>
-      <w:r>
-        <w:rPr>
-          <w:rFonts w:cstheme="minorHAnsi"/>
-        </w:rPr>
-        <w:t xml:space="preserve"> (</w:t>
-      </w:r>
-      <w:proofErr w:type="spellStart"/>
-      <w:r>
-        <w:rPr>
-          <w:rFonts w:cstheme="minorHAnsi"/>
-        </w:rPr>
-        <w:t>Peace</w:t>
-      </w:r>
-      <w:proofErr w:type="spellEnd"/>
-      <w:r>
-        <w:rPr>
-          <w:rFonts w:cstheme="minorHAnsi"/>
-        </w:rPr>
-        <w:t>)</w:t>
-      </w:r>
-    </w:p>
-    <w:p>
-      <w:pPr>
-        <w:numPr>
-          <w:ilvl w:val="0"/>
-          <w:numId w:val="4"/>
-        </w:numPr>
-        <w:spacing w:before="100" w:beforeAutospacing="1" w:after="100" w:afterAutospacing="1" w:line="240" w:lineRule="auto"/>
-        <w:rPr>
-          <w:rFonts w:cstheme="minorHAnsi"/>
-        </w:rPr>
-      </w:pPr>
-      <w:r>
-        <w:rPr>
-          <w:rStyle w:val="Textoennegrita"/>
-          <w:rFonts w:cstheme="minorHAnsi"/>
-          <w:b w:val="0"/>
-        </w:rPr>
-        <w:t>Alianzas</w:t>
-      </w:r>
-      <w:r>
-        <w:rPr>
-          <w:rFonts w:cstheme="minorHAnsi"/>
-        </w:rPr>
-        <w:t xml:space="preserve"> (</w:t>
-      </w:r>
-      <w:proofErr w:type="spellStart"/>
-      <w:r>
-        <w:rPr>
-          <w:rFonts w:cstheme="minorHAnsi"/>
-        </w:rPr>
-        <w:t>Partnership</w:t>
-      </w:r>
-      <w:proofErr w:type="spellEnd"/>
-      <w:r>
-        <w:rPr>
-          <w:rFonts w:cstheme="minorHAnsi"/>
-        </w:rPr>
-        <w:t>)</w:t>
-      </w:r>
-    </w:p>
-    <w:p>
-      <w:pPr>
-        <w:pStyle w:val="whitespace-normal"/>
-        <w:rPr>
-          <w:rFonts w:asciiTheme="minorHAnsi" w:hAnsiTheme="minorHAnsi" w:cstheme="minorHAnsi"/>
-          <w:sz w:val="22"/>
-          <w:szCs w:val="22"/>
-        </w:rPr>
-      </w:pPr>
-      <w:r>
-        <w:rPr>
-          <w:rFonts w:asciiTheme="minorHAnsi" w:hAnsiTheme="minorHAnsi" w:cstheme="minorHAnsi"/>
-          <w:sz w:val="22"/>
-          <w:szCs w:val="22"/>
-        </w:rPr>
-        <w:t xml:space="preserve">El lema de la Agenda 2030 es: </w:t>
-      </w:r>
-      <w:r>
-        <w:rPr>
-          <w:rStyle w:val="Textoennegrita"/>
-          <w:rFonts w:asciiTheme="minorHAnsi" w:eastAsiaTheme="majorEastAsia" w:hAnsiTheme="minorHAnsi" w:cstheme="minorHAnsi"/>
-          <w:b w:val="0"/>
-          <w:sz w:val="22"/>
-          <w:szCs w:val="22"/>
-        </w:rPr>
-        <w:t>"No dejar a nadie atrás"</w:t>
-      </w:r>
-    </w:p>
-    <w:p>
-      <w:pPr>
-        <w:pStyle w:val="whitespace-normal"/>
-        <w:numPr>
-          <w:ilvl w:val="0"/>
-          <w:numId w:val="1"/>
-        </w:numPr>
-        <w:rPr>
-          <w:rFonts w:asciiTheme="minorHAnsi" w:hAnsiTheme="minorHAnsi" w:cstheme="minorHAnsi"/>
-          <w:sz w:val="22"/>
-          <w:szCs w:val="22"/>
-        </w:rPr>
-      </w:pPr>
-      <w:r>
-        <w:rPr>
-          <w:rStyle w:val="Textoennegrita"/>
-          <w:rFonts w:asciiTheme="minorHAnsi" w:eastAsiaTheme="majorEastAsia" w:hAnsiTheme="minorHAnsi" w:cstheme="minorHAnsi"/>
-          <w:b w:val="0"/>
-          <w:sz w:val="22"/>
-          <w:szCs w:val="22"/>
-        </w:rPr>
-        <w:t>1.17. Cuatro primeros objetivos del milenio y ODS consecuentes:</w:t>
-      </w:r>
-    </w:p>
-    <w:p>
-      <w:pPr>
-        <w:numPr>
-          <w:ilvl w:val="0"/>
-          <w:numId w:val="5"/>
-        </w:numPr>
-        <w:spacing w:before="100" w:beforeAutospacing="1" w:after="100" w:afterAutospacing="1" w:line="240" w:lineRule="auto"/>
-        <w:rPr>
-          <w:rFonts w:cstheme="minorHAnsi"/>
-        </w:rPr>
-      </w:pPr>
-      <w:r>
-        <w:rPr>
-          <w:rFonts w:cstheme="minorHAnsi"/>
-        </w:rPr>
-        <w:t xml:space="preserve">Erradicar la pobreza extrema y el hambre → </w:t>
-      </w:r>
-      <w:r>
-        <w:rPr>
-          <w:rStyle w:val="Textoennegrita"/>
-          <w:rFonts w:cstheme="minorHAnsi"/>
-          <w:b w:val="0"/>
-        </w:rPr>
-        <w:t>ODS 1</w:t>
-      </w:r>
-      <w:r>
-        <w:rPr>
-          <w:rFonts w:cstheme="minorHAnsi"/>
-        </w:rPr>
-        <w:t xml:space="preserve"> (Fin de la pobreza) y </w:t>
-      </w:r>
-      <w:r>
-        <w:rPr>
-          <w:rStyle w:val="Textoennegrita"/>
-          <w:rFonts w:cstheme="minorHAnsi"/>
-          <w:b w:val="0"/>
-        </w:rPr>
-        <w:t>ODS 2</w:t>
-      </w:r>
-      <w:r>
-        <w:rPr>
-          <w:rFonts w:cstheme="minorHAnsi"/>
-        </w:rPr>
-        <w:t xml:space="preserve"> (Hambre cero)</w:t>
-      </w:r>
-    </w:p>
-    <w:p>
-      <w:pPr>
-        <w:numPr>
-          <w:ilvl w:val="0"/>
-          <w:numId w:val="5"/>
-        </w:numPr>
-        <w:spacing w:before="100" w:beforeAutospacing="1" w:after="100" w:afterAutospacing="1" w:line="240" w:lineRule="auto"/>
-        <w:rPr>
-          <w:rFonts w:cstheme="minorHAnsi"/>
-        </w:rPr>
-      </w:pPr>
-      <w:r>
-        <w:rPr>
-          <w:rFonts w:cstheme="minorHAnsi"/>
-        </w:rPr>
-        <w:t xml:space="preserve">Lograr la enseñanza primaria universal → </w:t>
-      </w:r>
-      <w:r>
-        <w:rPr>
-          <w:rStyle w:val="Textoennegrita"/>
-          <w:rFonts w:cstheme="minorHAnsi"/>
-          <w:b w:val="0"/>
-        </w:rPr>
-        <w:t>ODS 4</w:t>
-      </w:r>
-      <w:r>
-        <w:rPr>
-          <w:rFonts w:cstheme="minorHAnsi"/>
-        </w:rPr>
-        <w:t xml:space="preserve"> (Educación de calidad)</w:t>
-      </w:r>
-    </w:p>
-    <w:p>
-      <w:pPr>
-        <w:numPr>
-          <w:ilvl w:val="0"/>
-          <w:numId w:val="5"/>
-        </w:numPr>
-        <w:spacing w:before="100" w:beforeAutospacing="1" w:after="100" w:afterAutospacing="1" w:line="240" w:lineRule="auto"/>
-        <w:rPr>
-          <w:rFonts w:cstheme="minorHAnsi"/>
-        </w:rPr>
-      </w:pPr>
-      <w:r>
-        <w:rPr>
-          <w:rFonts w:cstheme="minorHAnsi"/>
-        </w:rPr>
-        <w:t xml:space="preserve">Promover la igualdad de género → </w:t>
-      </w:r>
-      <w:r>
-        <w:rPr>
-          <w:rStyle w:val="Textoennegrita"/>
-          <w:rFonts w:cstheme="minorHAnsi"/>
-          <w:b w:val="0"/>
-        </w:rPr>
-        <w:t>ODS 5</w:t>
-      </w:r>
-      <w:r>
-        <w:rPr>
-          <w:rFonts w:cstheme="minorHAnsi"/>
-        </w:rPr>
-        <w:t xml:space="preserve"> (Igualdad de género)</w:t>
-      </w:r>
-    </w:p>
-    <w:p>
-      <w:pPr>
-        <w:numPr>
-          <w:ilvl w:val="0"/>
-          <w:numId w:val="5"/>
-        </w:numPr>
-        <w:spacing w:before="100" w:beforeAutospacing="1" w:after="100" w:afterAutospacing="1" w:line="240" w:lineRule="auto"/>
-        <w:rPr>
-          <w:rFonts w:cstheme="minorHAnsi"/>
-        </w:rPr>
-      </w:pPr>
-      <w:r>
-        <w:rPr>
-          <w:rFonts w:cstheme="minorHAnsi"/>
-        </w:rPr>
-        <w:t xml:space="preserve">Reducir la mortalidad infantil → </w:t>
-      </w:r>
-      <w:r>
-        <w:rPr>
-          <w:rStyle w:val="Textoennegrita"/>
-          <w:rFonts w:cstheme="minorHAnsi"/>
-          <w:b w:val="0"/>
-        </w:rPr>
-        <w:t>ODS 3</w:t>
-      </w:r>
-      <w:r>
-        <w:rPr>
-          <w:rFonts w:cstheme="minorHAnsi"/>
-        </w:rPr>
-        <w:t xml:space="preserve"> (Salud y bienestar)</w:t>
-      </w:r>
-    </w:p>
-    <w:p>
-      <w:pPr>
-        <w:pStyle w:val="whitespace-normal"/>
-        <w:rPr>
-          <w:rFonts w:asciiTheme="minorHAnsi" w:hAnsiTheme="minorHAnsi" w:cstheme="minorHAnsi"/>
-          <w:sz w:val="22"/>
-          <w:szCs w:val="22"/>
-        </w:rPr>
-      </w:pPr>
-      <w:r>
-        <w:rPr>
-          <w:rStyle w:val="Textoennegrita"/>
-          <w:rFonts w:asciiTheme="minorHAnsi" w:eastAsiaTheme="majorEastAsia" w:hAnsiTheme="minorHAnsi" w:cstheme="minorHAnsi"/>
-          <w:b w:val="0"/>
-          <w:sz w:val="22"/>
-          <w:szCs w:val="22"/>
-        </w:rPr>
-        <w:t xml:space="preserve">- </w:t>
-      </w:r>
-      <w:r>
-        <w:rPr>
-          <w:rStyle w:val="Textoennegrita"/>
-          <w:rFonts w:asciiTheme="minorHAnsi" w:eastAsiaTheme="majorEastAsia" w:hAnsiTheme="minorHAnsi" w:cstheme="minorHAnsi"/>
-          <w:b w:val="0"/>
-          <w:sz w:val="22"/>
-          <w:szCs w:val="22"/>
-        </w:rPr>
-        <w:t>1.18. Cuatro segundos objetivos del milenio y ODS consecuentes:</w:t>
-      </w:r>
-      <w:r>
-        <w:rPr>
-          <w:rFonts w:asciiTheme="minorHAnsi" w:hAnsiTheme="minorHAnsi" w:cstheme="minorHAnsi"/>
-          <w:sz w:val="22"/>
-          <w:szCs w:val="22"/>
-        </w:rPr>
-        <w:t xml:space="preserve"> 5. Mejorar la salud materna → </w:t>
-      </w:r>
-      <w:r>
-        <w:rPr>
-          <w:rStyle w:val="Textoennegrita"/>
-          <w:rFonts w:asciiTheme="minorHAnsi" w:eastAsiaTheme="majorEastAsia" w:hAnsiTheme="minorHAnsi" w:cstheme="minorHAnsi"/>
-          <w:b w:val="0"/>
-          <w:sz w:val="22"/>
-          <w:szCs w:val="22"/>
-        </w:rPr>
-        <w:t>ODS 3</w:t>
-      </w:r>
-      <w:r>
-        <w:rPr>
-          <w:rFonts w:asciiTheme="minorHAnsi" w:hAnsiTheme="minorHAnsi" w:cstheme="minorHAnsi"/>
-          <w:sz w:val="22"/>
-          <w:szCs w:val="22"/>
-        </w:rPr>
-        <w:t xml:space="preserve"> (Salud y bienestar) 6. Combatir el VIH/SIDA, paludismo y otras enfermedades → </w:t>
-      </w:r>
-      <w:r>
-        <w:rPr>
-          <w:rStyle w:val="Textoennegrita"/>
-          <w:rFonts w:asciiTheme="minorHAnsi" w:eastAsiaTheme="majorEastAsia" w:hAnsiTheme="minorHAnsi" w:cstheme="minorHAnsi"/>
-          <w:b w:val="0"/>
-          <w:sz w:val="22"/>
-          <w:szCs w:val="22"/>
-        </w:rPr>
-        <w:t>ODS 3</w:t>
-      </w:r>
-      <w:r>
-        <w:rPr>
-          <w:rFonts w:asciiTheme="minorHAnsi" w:hAnsiTheme="minorHAnsi" w:cstheme="minorHAnsi"/>
-          <w:sz w:val="22"/>
-          <w:szCs w:val="22"/>
-        </w:rPr>
-        <w:t xml:space="preserve"> (Salud y bienestar) 7. Garantizar la sostenibilidad del medio ambiente → </w:t>
-      </w:r>
-      <w:r>
-        <w:rPr>
-          <w:rStyle w:val="Textoennegrita"/>
-          <w:rFonts w:asciiTheme="minorHAnsi" w:eastAsiaTheme="majorEastAsia" w:hAnsiTheme="minorHAnsi" w:cstheme="minorHAnsi"/>
-          <w:b w:val="0"/>
-          <w:sz w:val="22"/>
-          <w:szCs w:val="22"/>
-        </w:rPr>
-        <w:t>ODS 13, 14, 15</w:t>
-      </w:r>
-      <w:r>
-        <w:rPr>
-          <w:rFonts w:asciiTheme="minorHAnsi" w:hAnsiTheme="minorHAnsi" w:cstheme="minorHAnsi"/>
-          <w:sz w:val="22"/>
-          <w:szCs w:val="22"/>
-        </w:rPr>
-        <w:t xml:space="preserve"> (Acción climática, Vida submarina, Vida de ecosistemas terrestres) 8. Fomentar una alianza mundial para el desarrollo → </w:t>
-      </w:r>
-      <w:r>
-        <w:rPr>
-          <w:rStyle w:val="Textoennegrita"/>
-          <w:rFonts w:asciiTheme="minorHAnsi" w:eastAsiaTheme="majorEastAsia" w:hAnsiTheme="minorHAnsi" w:cstheme="minorHAnsi"/>
-          <w:b w:val="0"/>
-          <w:sz w:val="22"/>
-          <w:szCs w:val="22"/>
-        </w:rPr>
-        <w:t>ODS 17</w:t>
-      </w:r>
-      <w:r>
-        <w:rPr>
-          <w:rFonts w:asciiTheme="minorHAnsi" w:hAnsiTheme="minorHAnsi" w:cstheme="minorHAnsi"/>
-          <w:sz w:val="22"/>
-          <w:szCs w:val="22"/>
-        </w:rPr>
-        <w:t xml:space="preserve"> (Alianzas para lograr los objetivos)</w:t>
-      </w:r>
-    </w:p>
-    <w:p>
-      <w:pPr>
-        <w:pStyle w:val="whitespace-normal"/>
-        <w:rPr>
-          <w:rFonts w:asciiTheme="minorHAnsi" w:hAnsiTheme="minorHAnsi" w:cstheme="minorHAnsi"/>
-          <w:sz w:val="22"/>
-          <w:szCs w:val="22"/>
-        </w:rPr>
-      </w:pPr>
-      <w:r>
-        <w:rPr>
-          <w:rStyle w:val="Textoennegrita"/>
-          <w:rFonts w:asciiTheme="minorHAnsi" w:eastAsiaTheme="majorEastAsia" w:hAnsiTheme="minorHAnsi" w:cstheme="minorHAnsi"/>
-          <w:b w:val="0"/>
-          <w:sz w:val="22"/>
-          <w:szCs w:val="22"/>
-        </w:rPr>
-        <w:t xml:space="preserve">- </w:t>
-      </w:r>
-      <w:r>
-        <w:rPr>
-          <w:rStyle w:val="Textoennegrita"/>
-          <w:rFonts w:asciiTheme="minorHAnsi" w:eastAsiaTheme="majorEastAsia" w:hAnsiTheme="minorHAnsi" w:cstheme="minorHAnsi"/>
-          <w:b w:val="0"/>
-          <w:sz w:val="22"/>
-          <w:szCs w:val="22"/>
-        </w:rPr>
-        <w:t>1.19. Objetivo, meta e indicador:</w:t>
-      </w:r>
-    </w:p>
-    <w:p>
-      <w:pPr>
-        <w:numPr>
-          <w:ilvl w:val="0"/>
-          <w:numId w:val="6"/>
-        </w:numPr>
-        <w:spacing w:before="100" w:beforeAutospacing="1" w:after="100" w:afterAutospacing="1" w:line="240" w:lineRule="auto"/>
-        <w:rPr>
-          <w:rFonts w:cstheme="minorHAnsi"/>
-        </w:rPr>
-      </w:pPr>
-      <w:r>
-        <w:rPr>
-          <w:rStyle w:val="Textoennegrita"/>
-          <w:rFonts w:cstheme="minorHAnsi"/>
-          <w:b w:val="0"/>
-        </w:rPr>
-        <w:t>Objetivo:</w:t>
-      </w:r>
-      <w:r>
-        <w:rPr>
-          <w:rFonts w:cstheme="minorHAnsi"/>
-        </w:rPr>
-        <w:t xml:space="preserve"> Es el propósito general que se quiere alcanzar (</w:t>
-      </w:r>
-      <w:proofErr w:type="spellStart"/>
-      <w:r>
-        <w:rPr>
-          <w:rFonts w:cstheme="minorHAnsi"/>
-        </w:rPr>
-        <w:t>ej</w:t>
-      </w:r>
-      <w:proofErr w:type="spellEnd"/>
-      <w:r>
-        <w:rPr>
-          <w:rFonts w:cstheme="minorHAnsi"/>
-        </w:rPr>
-        <w:t>: ODS 13 - Acción por el clima)</w:t>
-      </w:r>
-    </w:p>
-    <w:p>
-      <w:pPr>
-        <w:numPr>
-          <w:ilvl w:val="0"/>
-          <w:numId w:val="6"/>
-        </w:numPr>
-        <w:spacing w:before="100" w:beforeAutospacing="1" w:after="100" w:afterAutospacing="1" w:line="240" w:lineRule="auto"/>
-        <w:rPr>
-          <w:rFonts w:cstheme="minorHAnsi"/>
-        </w:rPr>
-      </w:pPr>
-      <w:r>
-        <w:rPr>
-          <w:rStyle w:val="Textoennegrita"/>
-          <w:rFonts w:cstheme="minorHAnsi"/>
-          <w:b w:val="0"/>
-        </w:rPr>
-        <w:t>Meta:</w:t>
-      </w:r>
-      <w:r>
-        <w:rPr>
-          <w:rFonts w:cstheme="minorHAnsi"/>
-        </w:rPr>
-        <w:t xml:space="preserve"> Es un resultado específico y medible dentro del objetivo (</w:t>
-      </w:r>
-      <w:proofErr w:type="spellStart"/>
-      <w:r>
-        <w:rPr>
-          <w:rFonts w:cstheme="minorHAnsi"/>
-        </w:rPr>
-        <w:t>ej</w:t>
-      </w:r>
-      <w:proofErr w:type="spellEnd"/>
-      <w:r>
-        <w:rPr>
-          <w:rFonts w:cstheme="minorHAnsi"/>
-        </w:rPr>
-        <w:t xml:space="preserve">: fortalecer la </w:t>
-      </w:r>
-      <w:proofErr w:type="spellStart"/>
-      <w:r>
-        <w:rPr>
-          <w:rFonts w:cstheme="minorHAnsi"/>
-        </w:rPr>
-        <w:t>resiliencia</w:t>
-      </w:r>
-      <w:proofErr w:type="spellEnd"/>
-      <w:r>
-        <w:rPr>
-          <w:rFonts w:cstheme="minorHAnsi"/>
-        </w:rPr>
-        <w:t xml:space="preserve"> ante desastres climáticos)</w:t>
-      </w:r>
-    </w:p>
-    <w:p>
-      <w:pPr>
-        <w:numPr>
-          <w:ilvl w:val="0"/>
-          <w:numId w:val="6"/>
-        </w:numPr>
-        <w:spacing w:before="100" w:beforeAutospacing="1" w:after="100" w:afterAutospacing="1" w:line="240" w:lineRule="auto"/>
-        <w:rPr>
-          <w:rFonts w:cstheme="minorHAnsi"/>
-        </w:rPr>
-      </w:pPr>
-      <w:r>
-        <w:rPr>
-          <w:rStyle w:val="Textoennegrita"/>
-          <w:rFonts w:cstheme="minorHAnsi"/>
-          <w:b w:val="0"/>
-        </w:rPr>
-        <w:lastRenderedPageBreak/>
         <w:t>Indicador:</w:t>
       </w:r>
       <w:r>
@@ -1531,27 +1509,7 @@
             <w:sz w:val="22"/>
             <w:szCs w:val="22"/>
           </w:rPr>
-          <w:t>https://www.footprintcalculator.org/home</w:t>
-        </w:r>
-        <w:r>
-          <w:rPr>
-            <w:rStyle w:val="Hipervnculo"/>
-            <w:rFonts w:asciiTheme="minorHAnsi" w:hAnsiTheme="minorHAnsi" w:cstheme="minorHAnsi"/>
-            <w:b/>
-            <w:sz w:val="22"/>
-            <w:szCs w:val="22"/>
-          </w:rPr>
-          <w:t>/</w:t>
-        </w:r>
-        <w:r>
-          <w:rPr>
-            <w:rStyle w:val="Hipervnculo"/>
-            <w:rFonts w:asciiTheme="minorHAnsi" w:hAnsiTheme="minorHAnsi" w:cstheme="minorHAnsi"/>
-            <w:b/>
-            <w:sz w:val="22"/>
-            <w:szCs w:val="22"/>
-          </w:rPr>
-          <w:t>en</w:t>
+          <w:t>https://www.footprintcalculator.org/home/en</w:t>
         </w:r>
       </w:hyperlink>
     </w:p>
@@ -1570,6 +1528,7 @@
           <w:sz w:val="22"/>
           <w:szCs w:val="22"/>
         </w:rPr>
+        <w:lastRenderedPageBreak/>
         <w:t>De ampliación</w:t>
       </w:r>
     </w:p>
@@ -1587,6 +1546,7 @@
         <w:rPr>
           <w:rStyle w:val="Textoennegrita"/>
           <w:rFonts w:asciiTheme="minorHAnsi" w:eastAsiaTheme="majorEastAsia" w:hAnsiTheme="minorHAnsi" w:cstheme="minorHAnsi"/>
+          <w:b w:val="0"/>
           <w:sz w:val="22"/>
           <w:szCs w:val="22"/>
         </w:rPr>
@@ -1597,6 +1557,7 @@
         <w:rPr>
           <w:rStyle w:val="Textoennegrita"/>
           <w:rFonts w:asciiTheme="minorHAnsi" w:eastAsiaTheme="majorEastAsia" w:hAnsiTheme="minorHAnsi" w:cstheme="minorHAnsi"/>
+          <w:b w:val="0"/>
           <w:sz w:val="22"/>
           <w:szCs w:val="22"/>
         </w:rPr>
@@ -1607,6 +1568,7 @@
         <w:rPr>
           <w:rStyle w:val="Textoennegrita"/>
           <w:rFonts w:asciiTheme="minorHAnsi" w:eastAsiaTheme="majorEastAsia" w:hAnsiTheme="minorHAnsi" w:cstheme="minorHAnsi"/>
+          <w:b w:val="0"/>
           <w:sz w:val="22"/>
           <w:szCs w:val="22"/>
         </w:rPr>
@@ -1619,150 +1581,174 @@
           <w:sz w:val="22"/>
           <w:szCs w:val="22"/>
         </w:rPr>
-        <w:t xml:space="preserve"> James </w:t>
+        <w:t xml:space="preserve"> </w:t>
+      </w:r>
+      <w:r>
+        <w:rPr>
+          <w:rFonts w:asciiTheme="minorHAnsi" w:hAnsiTheme="minorHAnsi" w:cstheme="minorHAnsi"/>
+          <w:sz w:val="22"/>
+          <w:szCs w:val="22"/>
+        </w:rPr>
+        <w:t xml:space="preserve">James </w:t>
       </w:r>
       <w:proofErr w:type="spellStart"/>
       <w:r>
         <w:rPr>
           <w:rFonts w:asciiTheme="minorHAnsi" w:hAnsiTheme="minorHAnsi" w:cstheme="minorHAnsi"/>
+          <w:sz w:val="22"/>
+          <w:szCs w:val="22"/>
+        </w:rPr>
+        <w:t>Lovelock</w:t>
+      </w:r>
+      <w:proofErr w:type="spellEnd"/>
+      <w:r>
+        <w:rPr>
+          <w:rFonts w:asciiTheme="minorHAnsi" w:hAnsiTheme="minorHAnsi" w:cstheme="minorHAnsi"/>
+          <w:sz w:val="22"/>
+          <w:szCs w:val="22"/>
+        </w:rPr>
+        <w:t xml:space="preserve"> propuso que la Tierra funciona como un sistema </w:t>
+      </w:r>
+      <w:proofErr w:type="spellStart"/>
+      <w:r>
+        <w:rPr>
+          <w:rFonts w:asciiTheme="minorHAnsi" w:hAnsiTheme="minorHAnsi" w:cstheme="minorHAnsi"/>
+          <w:sz w:val="22"/>
+          <w:szCs w:val="22"/>
+        </w:rPr>
+        <w:t>autorregulado</w:t>
+      </w:r>
+      <w:proofErr w:type="spellEnd"/>
+      <w:r>
+        <w:rPr>
+          <w:rFonts w:asciiTheme="minorHAnsi" w:hAnsiTheme="minorHAnsi" w:cstheme="minorHAnsi"/>
+          <w:sz w:val="22"/>
+          <w:szCs w:val="22"/>
+        </w:rPr>
+        <w:t xml:space="preserve"> donde los organismos vivos interactúan con su entorno inorgánico para mantener condiciones adecuadas para la vida. El planeta se comporta como un "</w:t>
+      </w:r>
+      <w:proofErr w:type="spellStart"/>
+      <w:r>
+        <w:rPr>
+          <w:rFonts w:asciiTheme="minorHAnsi" w:hAnsiTheme="minorHAnsi" w:cstheme="minorHAnsi"/>
+          <w:sz w:val="22"/>
+          <w:szCs w:val="22"/>
+        </w:rPr>
+        <w:t>superorganismo</w:t>
+      </w:r>
+      <w:proofErr w:type="spellEnd"/>
+      <w:r>
+        <w:rPr>
+          <w:rFonts w:asciiTheme="minorHAnsi" w:hAnsiTheme="minorHAnsi" w:cstheme="minorHAnsi"/>
+          <w:sz w:val="22"/>
+          <w:szCs w:val="22"/>
+        </w:rPr>
+        <w:t xml:space="preserve">" que se </w:t>
+      </w:r>
+      <w:proofErr w:type="spellStart"/>
+      <w:r>
+        <w:rPr>
+          <w:rFonts w:asciiTheme="minorHAnsi" w:hAnsiTheme="minorHAnsi" w:cstheme="minorHAnsi"/>
+          <w:sz w:val="22"/>
+          <w:szCs w:val="22"/>
+        </w:rPr>
+        <w:t>autoregula</w:t>
+      </w:r>
+      <w:proofErr w:type="spellEnd"/>
+      <w:r>
+        <w:rPr>
+          <w:rFonts w:asciiTheme="minorHAnsi" w:hAnsiTheme="minorHAnsi" w:cstheme="minorHAnsi"/>
+          <w:sz w:val="22"/>
+          <w:szCs w:val="22"/>
+        </w:rPr>
+        <w:t>.</w:t>
+      </w:r>
+    </w:p>
+    <w:p>
+      <w:pPr>
+        <w:pStyle w:val="whitespace-normal"/>
+        <w:rPr>
+          <w:rFonts w:asciiTheme="minorHAnsi" w:hAnsiTheme="minorHAnsi" w:cstheme="minorHAnsi"/>
           <w:b/>
           <w:sz w:val="22"/>
           <w:szCs w:val="22"/>
         </w:rPr>
-        <w:t>Lovelock</w:t>
+      </w:pPr>
+      <w:r>
+        <w:rPr>
+          <w:rStyle w:val="Textoennegrita"/>
+          <w:rFonts w:asciiTheme="minorHAnsi" w:eastAsiaTheme="majorEastAsia" w:hAnsiTheme="minorHAnsi" w:cstheme="minorHAnsi"/>
+          <w:b w:val="0"/>
+          <w:sz w:val="22"/>
+          <w:szCs w:val="22"/>
+        </w:rPr>
+        <w:t>1.24</w:t>
+      </w:r>
+      <w:r>
+        <w:rPr>
+          <w:rStyle w:val="Textoennegrita"/>
+          <w:rFonts w:asciiTheme="minorHAnsi" w:eastAsiaTheme="majorEastAsia" w:hAnsiTheme="minorHAnsi" w:cstheme="minorHAnsi"/>
+          <w:b w:val="0"/>
+          <w:sz w:val="22"/>
+          <w:szCs w:val="22"/>
+        </w:rPr>
+        <w:t xml:space="preserve">. Hipótesis de </w:t>
+      </w:r>
+      <w:proofErr w:type="spellStart"/>
+      <w:r>
+        <w:rPr>
+          <w:rStyle w:val="Textoennegrita"/>
+          <w:rFonts w:asciiTheme="minorHAnsi" w:eastAsiaTheme="majorEastAsia" w:hAnsiTheme="minorHAnsi" w:cstheme="minorHAnsi"/>
+          <w:b w:val="0"/>
+          <w:sz w:val="22"/>
+          <w:szCs w:val="22"/>
+        </w:rPr>
+        <w:t>Gaia</w:t>
       </w:r>
       <w:proofErr w:type="spellEnd"/>
       <w:r>
         <w:rPr>
+          <w:rStyle w:val="Textoennegrita"/>
+          <w:rFonts w:asciiTheme="minorHAnsi" w:eastAsiaTheme="majorEastAsia" w:hAnsiTheme="minorHAnsi" w:cstheme="minorHAnsi"/>
+          <w:b w:val="0"/>
+          <w:sz w:val="22"/>
+          <w:szCs w:val="22"/>
+        </w:rPr>
+        <w:t>:</w:t>
+      </w:r>
+      <w:r>
+        <w:rPr>
           <w:rFonts w:asciiTheme="minorHAnsi" w:hAnsiTheme="minorHAnsi" w:cstheme="minorHAnsi"/>
           <w:b/>
           <w:sz w:val="22"/>
           <w:szCs w:val="22"/>
         </w:rPr>
-        <w:t xml:space="preserve"> propuso que la Tierra funciona como un sistema </w:t>
-      </w:r>
-      <w:proofErr w:type="spellStart"/>
-      <w:r>
-        <w:rPr>
-          <w:rFonts w:asciiTheme="minorHAnsi" w:hAnsiTheme="minorHAnsi" w:cstheme="minorHAnsi"/>
+        <w:t xml:space="preserve"> </w:t>
+      </w:r>
+      <w:r>
+        <w:rPr>
+          <w:rFonts w:asciiTheme="minorHAnsi" w:hAnsiTheme="minorHAnsi" w:cstheme="minorHAnsi"/>
+          <w:sz w:val="22"/>
+          <w:szCs w:val="22"/>
+        </w:rPr>
+        <w:t>La lluvia ácida se origina cuando contaminantes como dióxido de azufre (SO₂) y óxidos de nitrógeno (NOₓ), liberados por industrias, vehículos y la quema de combustibles fósiles, reaccionan en la atmósfera con el agua. Estas reacciones forman ácido sulfúrico y nítrico, que caen a la superficie en forma de lluvia más ácida de lo normal. También puede tener causas naturales como volcanes, aunque en menor medida.</w:t>
+      </w:r>
+    </w:p>
+    <w:p>
+      <w:pPr>
+        <w:pStyle w:val="whitespace-normal"/>
+        <w:rPr>
+          <w:rFonts w:cstheme="minorHAnsi"/>
           <w:b/>
-          <w:sz w:val="22"/>
-          <w:szCs w:val="22"/>
-        </w:rPr>
-        <w:t>autorregulado</w:t>
-      </w:r>
-      <w:proofErr w:type="spellEnd"/>
-      <w:r>
-        <w:rPr>
-          <w:rFonts w:asciiTheme="minorHAnsi" w:hAnsiTheme="minorHAnsi" w:cstheme="minorHAnsi"/>
+        </w:rPr>
+      </w:pPr>
+      <w:r>
+        <w:rPr>
+          <w:rFonts w:cstheme="minorHAnsi"/>
           <w:b/>
-          <w:sz w:val="22"/>
-          <w:szCs w:val="22"/>
-        </w:rPr>
-        <w:t xml:space="preserve"> donde los organismos vivos interactúan con su entorno inorgánico para mantener condiciones adecuadas para la vida. El planeta se comporta como un "</w:t>
-      </w:r>
-      <w:proofErr w:type="spellStart"/>
-      <w:r>
-        <w:rPr>
-          <w:rFonts w:asciiTheme="minorHAnsi" w:hAnsiTheme="minorHAnsi" w:cstheme="minorHAnsi"/>
-          <w:b/>
-          <w:sz w:val="22"/>
-          <w:szCs w:val="22"/>
-        </w:rPr>
-        <w:t>superorganismo</w:t>
-      </w:r>
-      <w:proofErr w:type="spellEnd"/>
-      <w:r>
-        <w:rPr>
-          <w:rFonts w:asciiTheme="minorHAnsi" w:hAnsiTheme="minorHAnsi" w:cstheme="minorHAnsi"/>
-          <w:b/>
-          <w:sz w:val="22"/>
-          <w:szCs w:val="22"/>
-        </w:rPr>
-        <w:t xml:space="preserve">" que se </w:t>
-      </w:r>
-      <w:proofErr w:type="spellStart"/>
-      <w:r>
-        <w:rPr>
-          <w:rFonts w:asciiTheme="minorHAnsi" w:hAnsiTheme="minorHAnsi" w:cstheme="minorHAnsi"/>
-          <w:b/>
-          <w:sz w:val="22"/>
-          <w:szCs w:val="22"/>
-        </w:rPr>
-        <w:t>autoregula</w:t>
-      </w:r>
-      <w:proofErr w:type="spellEnd"/>
-      <w:r>
-        <w:rPr>
-          <w:rFonts w:asciiTheme="minorHAnsi" w:hAnsiTheme="minorHAnsi" w:cstheme="minorHAnsi"/>
-          <w:b/>
-          <w:sz w:val="22"/>
-          <w:szCs w:val="22"/>
-        </w:rPr>
-        <w:t>.</w:t>
-      </w:r>
-    </w:p>
-    <w:p>
-      <w:pPr>
-        <w:pStyle w:val="whitespace-normal"/>
-        <w:rPr>
-          <w:rFonts w:asciiTheme="minorHAnsi" w:hAnsiTheme="minorHAnsi" w:cstheme="minorHAnsi"/>
-          <w:b/>
-          <w:sz w:val="22"/>
-          <w:szCs w:val="22"/>
-        </w:rPr>
-      </w:pPr>
-      <w:r>
-        <w:rPr>
-          <w:rStyle w:val="Textoennegrita"/>
-          <w:rFonts w:asciiTheme="minorHAnsi" w:eastAsiaTheme="majorEastAsia" w:hAnsiTheme="minorHAnsi" w:cstheme="minorHAnsi"/>
-          <w:sz w:val="22"/>
-          <w:szCs w:val="22"/>
-        </w:rPr>
-        <w:t>1.22-1.24:</w:t>
-      </w:r>
-      <w:r>
-        <w:rPr>
-          <w:rFonts w:asciiTheme="minorHAnsi" w:hAnsiTheme="minorHAnsi" w:cstheme="minorHAnsi"/>
-          <w:b/>
-          <w:sz w:val="22"/>
-          <w:szCs w:val="22"/>
-        </w:rPr>
-        <w:t xml:space="preserve"> Para estos ejercicios necesitarías navegar por las páginas web indicadas y realizar la investigación específica sobre la Global </w:t>
-      </w:r>
-      <w:proofErr w:type="spellStart"/>
-      <w:r>
-        <w:rPr>
-          <w:rFonts w:asciiTheme="minorHAnsi" w:hAnsiTheme="minorHAnsi" w:cstheme="minorHAnsi"/>
-          <w:b/>
-          <w:sz w:val="22"/>
-          <w:szCs w:val="22"/>
-        </w:rPr>
-        <w:t>Footprint</w:t>
-      </w:r>
-      <w:proofErr w:type="spellEnd"/>
-      <w:r>
-        <w:rPr>
-          <w:rFonts w:asciiTheme="minorHAnsi" w:hAnsiTheme="minorHAnsi" w:cstheme="minorHAnsi"/>
-          <w:b/>
-          <w:sz w:val="22"/>
-          <w:szCs w:val="22"/>
-        </w:rPr>
-        <w:t xml:space="preserve"> Network, espacios UNESCO en España, y el origen de la lluvia ácida.</w:t>
-      </w:r>
-    </w:p>
-    <w:p>
-      <w:pPr>
-        <w:pStyle w:val="Prrafodelista"/>
-        <w:numPr>
-          <w:ilvl w:val="0"/>
-          <w:numId w:val="1"/>
-        </w:numPr>
-        <w:rPr>
-          <w:rFonts w:cstheme="minorHAnsi"/>
-          <w:b/>
-        </w:rPr>
-      </w:pPr>
+        </w:rPr>
+        <w:t xml:space="preserve"> </w:t>
+      </w:r>
     </w:p>
     <w:sectPr>
       <w:pgSz w:w="11906" w:h="16838"/>
@@ -2829,7 +2815,6 @@
   <w:style w:type="character" w:default="1" w:styleId="Fuentedeprrafopredeter">
     <w:name w:val="Default Paragraph Font"/>
     <w:uiPriority w:val="1"/>
-    <w:semiHidden/>
     <w:unhideWhenUsed/>
   </w:style>
   <w:style w:type="table" w:default="1" w:styleId="Tablanormal">
